--- a/data/03_investment_memo/investment_memo_37.docx
+++ b/data/03_investment_memo/investment_memo_37.docx
@@ -21,13 +21,22 @@
     <w:p>
       <w:r>
         <w:br/>
-        <w:t>银嘉信息有限公司 是中国 消费科技 行业的重要企业之一。</w:t>
+        <w:t>从产业链角度看，云计算 行业主要由上游设备厂商、</w:t>
         <w:br/>
-        <w:t>根据华辰资本 投资策略部 的研究，该公司成立于 2020 年，</w:t>
+        <w:t>中游平台企业以及下游应用厂商组成。</w:t>
         <w:br/>
-        <w:t>目前员工规模约 2026 人。公司近年来持续加大研发投入，</w:t>
+        <w:t>良诺科技有限公司 主要位于产业链的 下游 环节。</w:t>
         <w:br/>
-        <w:t>在核心技术方面形成了较强的竞争壁垒。</w:t>
+      </w:r>
+    </w:p>
+    <w:p>
+      <w:r>
+        <w:br/>
+        <w:t>从产业链角度看，医疗科技 行业主要由上游设备厂商、</w:t>
+        <w:br/>
+        <w:t>中游平台企业以及下游应用厂商组成。</w:t>
+        <w:br/>
+        <w:t>昊嘉科技有限公司 主要位于产业链的 上游 环节。</w:t>
         <w:br/>
       </w:r>
     </w:p>
@@ -38,29 +47,7 @@
         <w:br/>
         <w:t>中游平台企业以及下游应用厂商组成。</w:t>
         <w:br/>
-        <w:t>万迅电脑网络有限公司 主要位于产业链的 中游 环节。</w:t>
-        <w:br/>
-      </w:r>
-    </w:p>
-    <w:p>
-      <w:r>
-        <w:br/>
-        <w:t>从产业链角度看，消费科技 行业主要由上游设备厂商、</w:t>
-        <w:br/>
-        <w:t>中游平台企业以及下游应用厂商组成。</w:t>
-        <w:br/>
-        <w:t>银嘉信息有限公司 主要位于产业链的 中游 环节。</w:t>
-        <w:br/>
-      </w:r>
-    </w:p>
-    <w:p>
-      <w:r>
-        <w:br/>
-        <w:t>风险管理部认为，人工智能 行业仍然面临若干</w:t>
-        <w:br/>
-        <w:t>不确定性因素，包括技术迭代风险、政策变化、</w:t>
-        <w:br/>
-        <w:t>以及市场竞争加剧等问题。</w:t>
+        <w:t>精芯信息有限公司 主要位于产业链的 下游 环节。</w:t>
         <w:br/>
       </w:r>
     </w:p>
@@ -69,7 +56,7 @@
         <w:br/>
         <w:t>华辰资本旗下的 HC AI Innovation Fund 在最近的资产配置会议中</w:t>
         <w:br/>
-        <w:t>讨论了 人工智能 行业的投资机会，并对 雨林木风计算机科技有限公司</w:t>
+        <w:t>讨论了 半导体 行业的投资机会，并对 联软网络有限公司</w:t>
         <w:br/>
         <w:t>进行了重点评估。</w:t>
         <w:br/>
@@ -78,20 +65,9 @@
     <w:p>
       <w:r>
         <w:br/>
-        <w:t>风险管理部认为，新能源 行业仍然面临若干</w:t>
+        <w:t>根据内部财务模型测算，新格林耐特网络有限公司 在未来三年</w:t>
         <w:br/>
-        <w:t>不确定性因素，包括技术迭代风险、政策变化、</w:t>
-        <w:br/>
-        <w:t>以及市场竞争加剧等问题。</w:t>
-        <w:br/>
-      </w:r>
-    </w:p>
-    <w:p>
-      <w:r>
-        <w:br/>
-        <w:t>根据内部财务模型测算，华远软件信息有限公司 在未来三年</w:t>
-        <w:br/>
-        <w:t>收入复合增长率预计可达到 25% 左右。</w:t>
+        <w:t>收入复合增长率预计可达到 15% 左右。</w:t>
         <w:br/>
         <w:t>该预测基于行业需求增长以及公司产能扩张计划。</w:t>
         <w:br/>
@@ -100,11 +76,35 @@
     <w:p>
       <w:r>
         <w:br/>
-        <w:t>根据内部财务模型测算，昊嘉网络有限公司 在未来三年</w:t>
+        <w:t>从产业链角度看，人工智能 行业主要由上游设备厂商、</w:t>
         <w:br/>
-        <w:t>收入复合增长率预计可达到 22% 左右。</w:t>
+        <w:t>中游平台企业以及下游应用厂商组成。</w:t>
         <w:br/>
-        <w:t>该预测基于行业需求增长以及公司产能扩张计划。</w:t>
+        <w:t>通际名联科技有限公司 主要位于产业链的 下游 环节。</w:t>
+        <w:br/>
+      </w:r>
+    </w:p>
+    <w:p>
+      <w:r>
+        <w:br/>
+        <w:t>从产业链角度看，云计算 行业主要由上游设备厂商、</w:t>
+        <w:br/>
+        <w:t>中游平台企业以及下游应用厂商组成。</w:t>
+        <w:br/>
+        <w:t>信诚致远科技有限公司 主要位于产业链的 中游 环节。</w:t>
+        <w:br/>
+      </w:r>
+    </w:p>
+    <w:p>
+      <w:r>
+        <w:br/>
+        <w:t>良诺科技有限公司 是中国 云计算 行业的重要企业之一。</w:t>
+        <w:br/>
+        <w:t>根据华辰资本 风险管理部 的研究，该公司成立于 2016 年，</w:t>
+        <w:br/>
+        <w:t>目前员工规模约 1663 人。公司近年来持续加大研发投入，</w:t>
+        <w:br/>
+        <w:t>在核心技术方面形成了较强的竞争壁垒。</w:t>
         <w:br/>
       </w:r>
     </w:p>
@@ -168,37 +168,37 @@
           </w:tcPr>
           <w:p>
             <w:r>
-              <w:t>天益信息有限公司</w:t>
-            </w:r>
-          </w:p>
-        </w:tc>
-        <w:tc>
-          <w:tcPr>
-            <w:tcW w:type="dxa" w:w="2160"/>
-          </w:tcPr>
-          <w:p>
-            <w:r>
-              <w:t>云计算</w:t>
-            </w:r>
-          </w:p>
-        </w:tc>
-        <w:tc>
-          <w:tcPr>
-            <w:tcW w:type="dxa" w:w="2160"/>
-          </w:tcPr>
-          <w:p>
-            <w:r>
-              <w:t>382亿</w:t>
-            </w:r>
-          </w:p>
-        </w:tc>
-        <w:tc>
-          <w:tcPr>
-            <w:tcW w:type="dxa" w:w="2160"/>
-          </w:tcPr>
-          <w:p>
-            <w:r>
-              <w:t>25%</w:t>
+              <w:t>通际名联网络有限公司</w:t>
+            </w:r>
+          </w:p>
+        </w:tc>
+        <w:tc>
+          <w:tcPr>
+            <w:tcW w:type="dxa" w:w="2160"/>
+          </w:tcPr>
+          <w:p>
+            <w:r>
+              <w:t>机器人</w:t>
+            </w:r>
+          </w:p>
+        </w:tc>
+        <w:tc>
+          <w:tcPr>
+            <w:tcW w:type="dxa" w:w="2160"/>
+          </w:tcPr>
+          <w:p>
+            <w:r>
+              <w:t>465亿</w:t>
+            </w:r>
+          </w:p>
+        </w:tc>
+        <w:tc>
+          <w:tcPr>
+            <w:tcW w:type="dxa" w:w="2160"/>
+          </w:tcPr>
+          <w:p>
+            <w:r>
+              <w:t>20%</w:t>
             </w:r>
           </w:p>
         </w:tc>
@@ -210,37 +210,37 @@
           </w:tcPr>
           <w:p>
             <w:r>
-              <w:t>鸿睿思博网络有限公司</w:t>
-            </w:r>
-          </w:p>
-        </w:tc>
-        <w:tc>
-          <w:tcPr>
-            <w:tcW w:type="dxa" w:w="2160"/>
-          </w:tcPr>
-          <w:p>
-            <w:r>
-              <w:t>新能源</w:t>
-            </w:r>
-          </w:p>
-        </w:tc>
-        <w:tc>
-          <w:tcPr>
-            <w:tcW w:type="dxa" w:w="2160"/>
-          </w:tcPr>
-          <w:p>
-            <w:r>
-              <w:t>562亿</w:t>
-            </w:r>
-          </w:p>
-        </w:tc>
-        <w:tc>
-          <w:tcPr>
-            <w:tcW w:type="dxa" w:w="2160"/>
-          </w:tcPr>
-          <w:p>
-            <w:r>
-              <w:t>20%</w:t>
+              <w:t>新格林耐特网络有限公司</w:t>
+            </w:r>
+          </w:p>
+        </w:tc>
+        <w:tc>
+          <w:tcPr>
+            <w:tcW w:type="dxa" w:w="2160"/>
+          </w:tcPr>
+          <w:p>
+            <w:r>
+              <w:t>人工智能</w:t>
+            </w:r>
+          </w:p>
+        </w:tc>
+        <w:tc>
+          <w:tcPr>
+            <w:tcW w:type="dxa" w:w="2160"/>
+          </w:tcPr>
+          <w:p>
+            <w:r>
+              <w:t>315亿</w:t>
+            </w:r>
+          </w:p>
+        </w:tc>
+        <w:tc>
+          <w:tcPr>
+            <w:tcW w:type="dxa" w:w="2160"/>
+          </w:tcPr>
+          <w:p>
+            <w:r>
+              <w:t>14%</w:t>
             </w:r>
           </w:p>
         </w:tc>
@@ -252,7 +252,7 @@
           </w:tcPr>
           <w:p>
             <w:r>
-              <w:t>创亿网络有限公司</w:t>
+              <w:t>信诚致远科技有限公司</w:t>
             </w:r>
           </w:p>
         </w:tc>
@@ -272,17 +272,17 @@
           </w:tcPr>
           <w:p>
             <w:r>
-              <w:t>262亿</w:t>
-            </w:r>
-          </w:p>
-        </w:tc>
-        <w:tc>
-          <w:tcPr>
-            <w:tcW w:type="dxa" w:w="2160"/>
-          </w:tcPr>
-          <w:p>
-            <w:r>
-              <w:t>5%</w:t>
+              <w:t>226亿</w:t>
+            </w:r>
+          </w:p>
+        </w:tc>
+        <w:tc>
+          <w:tcPr>
+            <w:tcW w:type="dxa" w:w="2160"/>
+          </w:tcPr>
+          <w:p>
+            <w:r>
+              <w:t>15%</w:t>
             </w:r>
           </w:p>
         </w:tc>
@@ -294,37 +294,37 @@
           </w:tcPr>
           <w:p>
             <w:r>
-              <w:t>快讯网络有限公司</w:t>
-            </w:r>
-          </w:p>
-        </w:tc>
-        <w:tc>
-          <w:tcPr>
-            <w:tcW w:type="dxa" w:w="2160"/>
-          </w:tcPr>
-          <w:p>
-            <w:r>
-              <w:t>新能源</w:t>
-            </w:r>
-          </w:p>
-        </w:tc>
-        <w:tc>
-          <w:tcPr>
-            <w:tcW w:type="dxa" w:w="2160"/>
-          </w:tcPr>
-          <w:p>
-            <w:r>
-              <w:t>131亿</w:t>
-            </w:r>
-          </w:p>
-        </w:tc>
-        <w:tc>
-          <w:tcPr>
-            <w:tcW w:type="dxa" w:w="2160"/>
-          </w:tcPr>
-          <w:p>
-            <w:r>
-              <w:t>20%</w:t>
+              <w:t>方正科技传媒有限公司</w:t>
+            </w:r>
+          </w:p>
+        </w:tc>
+        <w:tc>
+          <w:tcPr>
+            <w:tcW w:type="dxa" w:w="2160"/>
+          </w:tcPr>
+          <w:p>
+            <w:r>
+              <w:t>人工智能</w:t>
+            </w:r>
+          </w:p>
+        </w:tc>
+        <w:tc>
+          <w:tcPr>
+            <w:tcW w:type="dxa" w:w="2160"/>
+          </w:tcPr>
+          <w:p>
+            <w:r>
+              <w:t>723亿</w:t>
+            </w:r>
+          </w:p>
+        </w:tc>
+        <w:tc>
+          <w:tcPr>
+            <w:tcW w:type="dxa" w:w="2160"/>
+          </w:tcPr>
+          <w:p>
+            <w:r>
+              <w:t>18%</w:t>
             </w:r>
           </w:p>
         </w:tc>
@@ -346,27 +346,27 @@
           </w:tcPr>
           <w:p>
             <w:r>
-              <w:t>新能源</w:t>
-            </w:r>
-          </w:p>
-        </w:tc>
-        <w:tc>
-          <w:tcPr>
-            <w:tcW w:type="dxa" w:w="2160"/>
-          </w:tcPr>
-          <w:p>
-            <w:r>
-              <w:t>555亿</w:t>
-            </w:r>
-          </w:p>
-        </w:tc>
-        <w:tc>
-          <w:tcPr>
-            <w:tcW w:type="dxa" w:w="2160"/>
-          </w:tcPr>
-          <w:p>
-            <w:r>
-              <w:t>9%</w:t>
+              <w:t>人工智能</w:t>
+            </w:r>
+          </w:p>
+        </w:tc>
+        <w:tc>
+          <w:tcPr>
+            <w:tcW w:type="dxa" w:w="2160"/>
+          </w:tcPr>
+          <w:p>
+            <w:r>
+              <w:t>593亿</w:t>
+            </w:r>
+          </w:p>
+        </w:tc>
+        <w:tc>
+          <w:tcPr>
+            <w:tcW w:type="dxa" w:w="2160"/>
+          </w:tcPr>
+          <w:p>
+            <w:r>
+              <w:t>18%</w:t>
             </w:r>
           </w:p>
         </w:tc>
@@ -378,37 +378,37 @@
           </w:tcPr>
           <w:p>
             <w:r>
-              <w:t>鸿睿思博信息有限公司</w:t>
-            </w:r>
-          </w:p>
-        </w:tc>
-        <w:tc>
-          <w:tcPr>
-            <w:tcW w:type="dxa" w:w="2160"/>
-          </w:tcPr>
-          <w:p>
-            <w:r>
-              <w:t>半导体</w:t>
-            </w:r>
-          </w:p>
-        </w:tc>
-        <w:tc>
-          <w:tcPr>
-            <w:tcW w:type="dxa" w:w="2160"/>
-          </w:tcPr>
-          <w:p>
-            <w:r>
-              <w:t>137亿</w:t>
-            </w:r>
-          </w:p>
-        </w:tc>
-        <w:tc>
-          <w:tcPr>
-            <w:tcW w:type="dxa" w:w="2160"/>
-          </w:tcPr>
-          <w:p>
-            <w:r>
-              <w:t>23%</w:t>
+              <w:t>华泰通安传媒有限公司</w:t>
+            </w:r>
+          </w:p>
+        </w:tc>
+        <w:tc>
+          <w:tcPr>
+            <w:tcW w:type="dxa" w:w="2160"/>
+          </w:tcPr>
+          <w:p>
+            <w:r>
+              <w:t>消费科技</w:t>
+            </w:r>
+          </w:p>
+        </w:tc>
+        <w:tc>
+          <w:tcPr>
+            <w:tcW w:type="dxa" w:w="2160"/>
+          </w:tcPr>
+          <w:p>
+            <w:r>
+              <w:t>282亿</w:t>
+            </w:r>
+          </w:p>
+        </w:tc>
+        <w:tc>
+          <w:tcPr>
+            <w:tcW w:type="dxa" w:w="2160"/>
+          </w:tcPr>
+          <w:p>
+            <w:r>
+              <w:t>8%</w:t>
             </w:r>
           </w:p>
         </w:tc>
@@ -420,37 +420,37 @@
           </w:tcPr>
           <w:p>
             <w:r>
-              <w:t>九方信息有限公司</w:t>
-            </w:r>
-          </w:p>
-        </w:tc>
-        <w:tc>
-          <w:tcPr>
-            <w:tcW w:type="dxa" w:w="2160"/>
-          </w:tcPr>
-          <w:p>
-            <w:r>
-              <w:t>新能源</w:t>
-            </w:r>
-          </w:p>
-        </w:tc>
-        <w:tc>
-          <w:tcPr>
-            <w:tcW w:type="dxa" w:w="2160"/>
-          </w:tcPr>
-          <w:p>
-            <w:r>
-              <w:t>114亿</w:t>
-            </w:r>
-          </w:p>
-        </w:tc>
-        <w:tc>
-          <w:tcPr>
-            <w:tcW w:type="dxa" w:w="2160"/>
-          </w:tcPr>
-          <w:p>
-            <w:r>
-              <w:t>15%</w:t>
+              <w:t>信诚致远网络有限公司</w:t>
+            </w:r>
+          </w:p>
+        </w:tc>
+        <w:tc>
+          <w:tcPr>
+            <w:tcW w:type="dxa" w:w="2160"/>
+          </w:tcPr>
+          <w:p>
+            <w:r>
+              <w:t>半导体</w:t>
+            </w:r>
+          </w:p>
+        </w:tc>
+        <w:tc>
+          <w:tcPr>
+            <w:tcW w:type="dxa" w:w="2160"/>
+          </w:tcPr>
+          <w:p>
+            <w:r>
+              <w:t>289亿</w:t>
+            </w:r>
+          </w:p>
+        </w:tc>
+        <w:tc>
+          <w:tcPr>
+            <w:tcW w:type="dxa" w:w="2160"/>
+          </w:tcPr>
+          <w:p>
+            <w:r>
+              <w:t>23%</w:t>
             </w:r>
           </w:p>
         </w:tc>
@@ -462,37 +462,37 @@
           </w:tcPr>
           <w:p>
             <w:r>
-              <w:t>创汇传媒有限公司</w:t>
-            </w:r>
-          </w:p>
-        </w:tc>
-        <w:tc>
-          <w:tcPr>
-            <w:tcW w:type="dxa" w:w="2160"/>
-          </w:tcPr>
-          <w:p>
-            <w:r>
-              <w:t>新能源</w:t>
-            </w:r>
-          </w:p>
-        </w:tc>
-        <w:tc>
-          <w:tcPr>
-            <w:tcW w:type="dxa" w:w="2160"/>
-          </w:tcPr>
-          <w:p>
-            <w:r>
-              <w:t>556亿</w:t>
-            </w:r>
-          </w:p>
-        </w:tc>
-        <w:tc>
-          <w:tcPr>
-            <w:tcW w:type="dxa" w:w="2160"/>
-          </w:tcPr>
-          <w:p>
-            <w:r>
-              <w:t>24%</w:t>
+              <w:t>惠派国际公司科技有限公司</w:t>
+            </w:r>
+          </w:p>
+        </w:tc>
+        <w:tc>
+          <w:tcPr>
+            <w:tcW w:type="dxa" w:w="2160"/>
+          </w:tcPr>
+          <w:p>
+            <w:r>
+              <w:t>人工智能</w:t>
+            </w:r>
+          </w:p>
+        </w:tc>
+        <w:tc>
+          <w:tcPr>
+            <w:tcW w:type="dxa" w:w="2160"/>
+          </w:tcPr>
+          <w:p>
+            <w:r>
+              <w:t>695亿</w:t>
+            </w:r>
+          </w:p>
+        </w:tc>
+        <w:tc>
+          <w:tcPr>
+            <w:tcW w:type="dxa" w:w="2160"/>
+          </w:tcPr>
+          <w:p>
+            <w:r>
+              <w:t>12%</w:t>
             </w:r>
           </w:p>
         </w:tc>
@@ -504,37 +504,37 @@
           </w:tcPr>
           <w:p>
             <w:r>
-              <w:t>立信电子网络有限公司</w:t>
-            </w:r>
-          </w:p>
-        </w:tc>
-        <w:tc>
-          <w:tcPr>
-            <w:tcW w:type="dxa" w:w="2160"/>
-          </w:tcPr>
-          <w:p>
-            <w:r>
-              <w:t>云计算</w:t>
-            </w:r>
-          </w:p>
-        </w:tc>
-        <w:tc>
-          <w:tcPr>
-            <w:tcW w:type="dxa" w:w="2160"/>
-          </w:tcPr>
-          <w:p>
-            <w:r>
-              <w:t>130亿</w:t>
-            </w:r>
-          </w:p>
-        </w:tc>
-        <w:tc>
-          <w:tcPr>
-            <w:tcW w:type="dxa" w:w="2160"/>
-          </w:tcPr>
-          <w:p>
-            <w:r>
-              <w:t>12%</w:t>
+              <w:t>新格林耐特网络有限公司</w:t>
+            </w:r>
+          </w:p>
+        </w:tc>
+        <w:tc>
+          <w:tcPr>
+            <w:tcW w:type="dxa" w:w="2160"/>
+          </w:tcPr>
+          <w:p>
+            <w:r>
+              <w:t>人工智能</w:t>
+            </w:r>
+          </w:p>
+        </w:tc>
+        <w:tc>
+          <w:tcPr>
+            <w:tcW w:type="dxa" w:w="2160"/>
+          </w:tcPr>
+          <w:p>
+            <w:r>
+              <w:t>601亿</w:t>
+            </w:r>
+          </w:p>
+        </w:tc>
+        <w:tc>
+          <w:tcPr>
+            <w:tcW w:type="dxa" w:w="2160"/>
+          </w:tcPr>
+          <w:p>
+            <w:r>
+              <w:t>21%</w:t>
             </w:r>
           </w:p>
         </w:tc>
@@ -546,37 +546,37 @@
           </w:tcPr>
           <w:p>
             <w:r>
-              <w:t>雨林木风计算机科技有限公司</w:t>
-            </w:r>
-          </w:p>
-        </w:tc>
-        <w:tc>
-          <w:tcPr>
-            <w:tcW w:type="dxa" w:w="2160"/>
-          </w:tcPr>
-          <w:p>
-            <w:r>
-              <w:t>人工智能</w:t>
-            </w:r>
-          </w:p>
-        </w:tc>
-        <w:tc>
-          <w:tcPr>
-            <w:tcW w:type="dxa" w:w="2160"/>
-          </w:tcPr>
-          <w:p>
-            <w:r>
-              <w:t>199亿</w:t>
-            </w:r>
-          </w:p>
-        </w:tc>
-        <w:tc>
-          <w:tcPr>
-            <w:tcW w:type="dxa" w:w="2160"/>
-          </w:tcPr>
-          <w:p>
-            <w:r>
-              <w:t>16%</w:t>
+              <w:t>昂歌信息信息有限公司</w:t>
+            </w:r>
+          </w:p>
+        </w:tc>
+        <w:tc>
+          <w:tcPr>
+            <w:tcW w:type="dxa" w:w="2160"/>
+          </w:tcPr>
+          <w:p>
+            <w:r>
+              <w:t>消费科技</w:t>
+            </w:r>
+          </w:p>
+        </w:tc>
+        <w:tc>
+          <w:tcPr>
+            <w:tcW w:type="dxa" w:w="2160"/>
+          </w:tcPr>
+          <w:p>
+            <w:r>
+              <w:t>578亿</w:t>
+            </w:r>
+          </w:p>
+        </w:tc>
+        <w:tc>
+          <w:tcPr>
+            <w:tcW w:type="dxa" w:w="2160"/>
+          </w:tcPr>
+          <w:p>
+            <w:r>
+              <w:t>10%</w:t>
             </w:r>
           </w:p>
         </w:tc>
@@ -588,37 +588,37 @@
           </w:tcPr>
           <w:p>
             <w:r>
-              <w:t>银嘉信息有限公司</w:t>
-            </w:r>
-          </w:p>
-        </w:tc>
-        <w:tc>
-          <w:tcPr>
-            <w:tcW w:type="dxa" w:w="2160"/>
-          </w:tcPr>
-          <w:p>
-            <w:r>
-              <w:t>消费科技</w:t>
-            </w:r>
-          </w:p>
-        </w:tc>
-        <w:tc>
-          <w:tcPr>
-            <w:tcW w:type="dxa" w:w="2160"/>
-          </w:tcPr>
-          <w:p>
-            <w:r>
-              <w:t>695亿</w:t>
-            </w:r>
-          </w:p>
-        </w:tc>
-        <w:tc>
-          <w:tcPr>
-            <w:tcW w:type="dxa" w:w="2160"/>
-          </w:tcPr>
-          <w:p>
-            <w:r>
-              <w:t>10%</w:t>
+              <w:t>戴硕电子网络有限公司</w:t>
+            </w:r>
+          </w:p>
+        </w:tc>
+        <w:tc>
+          <w:tcPr>
+            <w:tcW w:type="dxa" w:w="2160"/>
+          </w:tcPr>
+          <w:p>
+            <w:r>
+              <w:t>新能源</w:t>
+            </w:r>
+          </w:p>
+        </w:tc>
+        <w:tc>
+          <w:tcPr>
+            <w:tcW w:type="dxa" w:w="2160"/>
+          </w:tcPr>
+          <w:p>
+            <w:r>
+              <w:t>218亿</w:t>
+            </w:r>
+          </w:p>
+        </w:tc>
+        <w:tc>
+          <w:tcPr>
+            <w:tcW w:type="dxa" w:w="2160"/>
+          </w:tcPr>
+          <w:p>
+            <w:r>
+              <w:t>14%</w:t>
             </w:r>
           </w:p>
         </w:tc>
@@ -630,37 +630,37 @@
           </w:tcPr>
           <w:p>
             <w:r>
-              <w:t>创亿信息有限公司</w:t>
-            </w:r>
-          </w:p>
-        </w:tc>
-        <w:tc>
-          <w:tcPr>
-            <w:tcW w:type="dxa" w:w="2160"/>
-          </w:tcPr>
-          <w:p>
-            <w:r>
-              <w:t>医疗科技</w:t>
-            </w:r>
-          </w:p>
-        </w:tc>
-        <w:tc>
-          <w:tcPr>
-            <w:tcW w:type="dxa" w:w="2160"/>
-          </w:tcPr>
-          <w:p>
-            <w:r>
-              <w:t>165亿</w:t>
-            </w:r>
-          </w:p>
-        </w:tc>
-        <w:tc>
-          <w:tcPr>
-            <w:tcW w:type="dxa" w:w="2160"/>
-          </w:tcPr>
-          <w:p>
-            <w:r>
-              <w:t>8%</w:t>
+              <w:t>信诚致远科技有限公司</w:t>
+            </w:r>
+          </w:p>
+        </w:tc>
+        <w:tc>
+          <w:tcPr>
+            <w:tcW w:type="dxa" w:w="2160"/>
+          </w:tcPr>
+          <w:p>
+            <w:r>
+              <w:t>云计算</w:t>
+            </w:r>
+          </w:p>
+        </w:tc>
+        <w:tc>
+          <w:tcPr>
+            <w:tcW w:type="dxa" w:w="2160"/>
+          </w:tcPr>
+          <w:p>
+            <w:r>
+              <w:t>428亿</w:t>
+            </w:r>
+          </w:p>
+        </w:tc>
+        <w:tc>
+          <w:tcPr>
+            <w:tcW w:type="dxa" w:w="2160"/>
+          </w:tcPr>
+          <w:p>
+            <w:r>
+              <w:t>20%</w:t>
             </w:r>
           </w:p>
         </w:tc>
@@ -672,37 +672,37 @@
           </w:tcPr>
           <w:p>
             <w:r>
-              <w:t>飞利信科技有限公司</w:t>
-            </w:r>
-          </w:p>
-        </w:tc>
-        <w:tc>
-          <w:tcPr>
-            <w:tcW w:type="dxa" w:w="2160"/>
-          </w:tcPr>
-          <w:p>
-            <w:r>
-              <w:t>新能源</w:t>
-            </w:r>
-          </w:p>
-        </w:tc>
-        <w:tc>
-          <w:tcPr>
-            <w:tcW w:type="dxa" w:w="2160"/>
-          </w:tcPr>
-          <w:p>
-            <w:r>
-              <w:t>514亿</w:t>
-            </w:r>
-          </w:p>
-        </w:tc>
-        <w:tc>
-          <w:tcPr>
-            <w:tcW w:type="dxa" w:w="2160"/>
-          </w:tcPr>
-          <w:p>
-            <w:r>
-              <w:t>29%</w:t>
+              <w:t>鑫博腾飞信息有限公司</w:t>
+            </w:r>
+          </w:p>
+        </w:tc>
+        <w:tc>
+          <w:tcPr>
+            <w:tcW w:type="dxa" w:w="2160"/>
+          </w:tcPr>
+          <w:p>
+            <w:r>
+              <w:t>消费科技</w:t>
+            </w:r>
+          </w:p>
+        </w:tc>
+        <w:tc>
+          <w:tcPr>
+            <w:tcW w:type="dxa" w:w="2160"/>
+          </w:tcPr>
+          <w:p>
+            <w:r>
+              <w:t>673亿</w:t>
+            </w:r>
+          </w:p>
+        </w:tc>
+        <w:tc>
+          <w:tcPr>
+            <w:tcW w:type="dxa" w:w="2160"/>
+          </w:tcPr>
+          <w:p>
+            <w:r>
+              <w:t>28%</w:t>
             </w:r>
           </w:p>
         </w:tc>
@@ -714,7 +714,7 @@
           </w:tcPr>
           <w:p>
             <w:r>
-              <w:t>南康网络有限公司</w:t>
+              <w:t>鑫博腾飞信息有限公司</w:t>
             </w:r>
           </w:p>
         </w:tc>
@@ -734,17 +734,17 @@
           </w:tcPr>
           <w:p>
             <w:r>
-              <w:t>672亿</w:t>
-            </w:r>
-          </w:p>
-        </w:tc>
-        <w:tc>
-          <w:tcPr>
-            <w:tcW w:type="dxa" w:w="2160"/>
-          </w:tcPr>
-          <w:p>
-            <w:r>
-              <w:t>8%</w:t>
+              <w:t>256亿</w:t>
+            </w:r>
+          </w:p>
+        </w:tc>
+        <w:tc>
+          <w:tcPr>
+            <w:tcW w:type="dxa" w:w="2160"/>
+          </w:tcPr>
+          <w:p>
+            <w:r>
+              <w:t>30%</w:t>
             </w:r>
           </w:p>
         </w:tc>
@@ -756,7 +756,7 @@
           </w:tcPr>
           <w:p>
             <w:r>
-              <w:t>昂歌信息科技有限公司</w:t>
+              <w:t>华泰通安传媒有限公司</w:t>
             </w:r>
           </w:p>
         </w:tc>
@@ -776,17 +776,17 @@
           </w:tcPr>
           <w:p>
             <w:r>
-              <w:t>782亿</w:t>
-            </w:r>
-          </w:p>
-        </w:tc>
-        <w:tc>
-          <w:tcPr>
-            <w:tcW w:type="dxa" w:w="2160"/>
-          </w:tcPr>
-          <w:p>
-            <w:r>
-              <w:t>9%</w:t>
+              <w:t>757亿</w:t>
+            </w:r>
+          </w:p>
+        </w:tc>
+        <w:tc>
+          <w:tcPr>
+            <w:tcW w:type="dxa" w:w="2160"/>
+          </w:tcPr>
+          <w:p>
+            <w:r>
+              <w:t>28%</w:t>
             </w:r>
           </w:p>
         </w:tc>
@@ -803,22 +803,22 @@
     <w:p>
       <w:r>
         <w:br/>
-        <w:t>根据内部财务模型测算，浦华众城信息有限公司 在未来三年</w:t>
+        <w:t>风险管理部认为，医疗科技 行业仍然面临若干</w:t>
         <w:br/>
-        <w:t>收入复合增长率预计可达到 10% 左右。</w:t>
+        <w:t>不确定性因素，包括技术迭代风险、政策变化、</w:t>
         <w:br/>
-        <w:t>该预测基于行业需求增长以及公司产能扩张计划。</w:t>
+        <w:t>以及市场竞争加剧等问题。</w:t>
         <w:br/>
       </w:r>
     </w:p>
     <w:p>
       <w:r>
         <w:br/>
-        <w:t>根据内部财务模型测算，创亿信息有限公司 在未来三年</w:t>
+        <w:t>从产业链角度看，云计算 行业主要由上游设备厂商、</w:t>
         <w:br/>
-        <w:t>收入复合增长率预计可达到 15% 左右。</w:t>
+        <w:t>中游平台企业以及下游应用厂商组成。</w:t>
         <w:br/>
-        <w:t>该预测基于行业需求增长以及公司产能扩张计划。</w:t>
+        <w:t>信诚致远科技有限公司 主要位于产业链的 中游 环节。</w:t>
         <w:br/>
       </w:r>
     </w:p>
@@ -836,11 +836,24 @@
     <w:p>
       <w:r>
         <w:br/>
-        <w:t>风险管理部认为，消费科技 行业仍然面临若干</w:t>
+        <w:t>创联世纪信息有限公司 是中国 云计算 行业的重要企业之一。</w:t>
         <w:br/>
-        <w:t>不确定性因素，包括技术迭代风险、政策变化、</w:t>
+        <w:t>根据华辰资本 投资委员会 的研究，该公司成立于 2005 年，</w:t>
         <w:br/>
-        <w:t>以及市场竞争加剧等问题。</w:t>
+        <w:t>目前员工规模约 3637 人。公司近年来持续加大研发投入，</w:t>
+        <w:br/>
+        <w:t>在核心技术方面形成了较强的竞争壁垒。</w:t>
+        <w:br/>
+      </w:r>
+    </w:p>
+    <w:p>
+      <w:r>
+        <w:br/>
+        <w:t>根据内部财务模型测算，联软科技有限公司 在未来三年</w:t>
+        <w:br/>
+        <w:t>收入复合增长率预计可达到 19% 左右。</w:t>
+        <w:br/>
+        <w:t>该预测基于行业需求增长以及公司产能扩张计划。</w:t>
         <w:br/>
       </w:r>
     </w:p>
@@ -849,7 +862,18 @@
         <w:br/>
         <w:t>华辰资本旗下的 HC AI Innovation Fund 在最近的资产配置会议中</w:t>
         <w:br/>
-        <w:t>讨论了 消费科技 行业的投资机会，并对 兰金电子网络有限公司</w:t>
+        <w:t>讨论了 云计算 行业的投资机会，并对 良诺科技有限公司</w:t>
+        <w:br/>
+        <w:t>进行了重点评估。</w:t>
+        <w:br/>
+      </w:r>
+    </w:p>
+    <w:p>
+      <w:r>
+        <w:br/>
+        <w:t>华辰资本旗下的 HC Global Macro Fund 在最近的资产配置会议中</w:t>
+        <w:br/>
+        <w:t>讨论了 云计算 行业的投资机会，并对 良诺科技有限公司</w:t>
         <w:br/>
         <w:t>进行了重点评估。</w:t>
         <w:br/>
@@ -860,31 +884,9 @@
         <w:br/>
         <w:t>华辰资本旗下的 HC Alpha Growth Fund 在最近的资产配置会议中</w:t>
         <w:br/>
-        <w:t>讨论了 医疗科技 行业的投资机会，并对 富罳信息有限公司</w:t>
+        <w:t>讨论了 新能源 行业的投资机会，并对 恩悌网络有限公司</w:t>
         <w:br/>
         <w:t>进行了重点评估。</w:t>
-        <w:br/>
-      </w:r>
-    </w:p>
-    <w:p>
-      <w:r>
-        <w:br/>
-        <w:t>华辰资本旗下的 HC Alpha Growth Fund 在最近的资产配置会议中</w:t>
-        <w:br/>
-        <w:t>讨论了 新能源 行业的投资机会，并对 快讯网络有限公司</w:t>
-        <w:br/>
-        <w:t>进行了重点评估。</w:t>
-        <w:br/>
-      </w:r>
-    </w:p>
-    <w:p>
-      <w:r>
-        <w:br/>
-        <w:t>根据内部财务模型测算，兰金电子网络有限公司 在未来三年</w:t>
-        <w:br/>
-        <w:t>收入复合增长率预计可达到 28% 左右。</w:t>
-        <w:br/>
-        <w:t>该预测基于行业需求增长以及公司产能扩张计划。</w:t>
         <w:br/>
       </w:r>
     </w:p>
@@ -948,37 +950,37 @@
           </w:tcPr>
           <w:p>
             <w:r>
-              <w:t>精芯科技有限公司</w:t>
-            </w:r>
-          </w:p>
-        </w:tc>
-        <w:tc>
-          <w:tcPr>
-            <w:tcW w:type="dxa" w:w="2160"/>
-          </w:tcPr>
-          <w:p>
-            <w:r>
-              <w:t>云计算</w:t>
-            </w:r>
-          </w:p>
-        </w:tc>
-        <w:tc>
-          <w:tcPr>
-            <w:tcW w:type="dxa" w:w="2160"/>
-          </w:tcPr>
-          <w:p>
-            <w:r>
-              <w:t>231亿</w:t>
-            </w:r>
-          </w:p>
-        </w:tc>
-        <w:tc>
-          <w:tcPr>
-            <w:tcW w:type="dxa" w:w="2160"/>
-          </w:tcPr>
-          <w:p>
-            <w:r>
-              <w:t>13%</w:t>
+              <w:t>中建创业科技有限公司</w:t>
+            </w:r>
+          </w:p>
+        </w:tc>
+        <w:tc>
+          <w:tcPr>
+            <w:tcW w:type="dxa" w:w="2160"/>
+          </w:tcPr>
+          <w:p>
+            <w:r>
+              <w:t>半导体</w:t>
+            </w:r>
+          </w:p>
+        </w:tc>
+        <w:tc>
+          <w:tcPr>
+            <w:tcW w:type="dxa" w:w="2160"/>
+          </w:tcPr>
+          <w:p>
+            <w:r>
+              <w:t>297亿</w:t>
+            </w:r>
+          </w:p>
+        </w:tc>
+        <w:tc>
+          <w:tcPr>
+            <w:tcW w:type="dxa" w:w="2160"/>
+          </w:tcPr>
+          <w:p>
+            <w:r>
+              <w:t>18%</w:t>
             </w:r>
           </w:p>
         </w:tc>
@@ -990,37 +992,37 @@
           </w:tcPr>
           <w:p>
             <w:r>
-              <w:t>雨林木风计算机科技有限公司</w:t>
-            </w:r>
-          </w:p>
-        </w:tc>
-        <w:tc>
-          <w:tcPr>
-            <w:tcW w:type="dxa" w:w="2160"/>
-          </w:tcPr>
-          <w:p>
-            <w:r>
-              <w:t>人工智能</w:t>
-            </w:r>
-          </w:p>
-        </w:tc>
-        <w:tc>
-          <w:tcPr>
-            <w:tcW w:type="dxa" w:w="2160"/>
-          </w:tcPr>
-          <w:p>
-            <w:r>
-              <w:t>503亿</w:t>
-            </w:r>
-          </w:p>
-        </w:tc>
-        <w:tc>
-          <w:tcPr>
-            <w:tcW w:type="dxa" w:w="2160"/>
-          </w:tcPr>
-          <w:p>
-            <w:r>
-              <w:t>9%</w:t>
+              <w:t>艾提科信科技有限公司</w:t>
+            </w:r>
+          </w:p>
+        </w:tc>
+        <w:tc>
+          <w:tcPr>
+            <w:tcW w:type="dxa" w:w="2160"/>
+          </w:tcPr>
+          <w:p>
+            <w:r>
+              <w:t>云计算</w:t>
+            </w:r>
+          </w:p>
+        </w:tc>
+        <w:tc>
+          <w:tcPr>
+            <w:tcW w:type="dxa" w:w="2160"/>
+          </w:tcPr>
+          <w:p>
+            <w:r>
+              <w:t>357亿</w:t>
+            </w:r>
+          </w:p>
+        </w:tc>
+        <w:tc>
+          <w:tcPr>
+            <w:tcW w:type="dxa" w:w="2160"/>
+          </w:tcPr>
+          <w:p>
+            <w:r>
+              <w:t>8%</w:t>
             </w:r>
           </w:p>
         </w:tc>
@@ -1032,7 +1034,7 @@
           </w:tcPr>
           <w:p>
             <w:r>
-              <w:t>南康网络有限公司</w:t>
+              <w:t>联通时科传媒有限公司</w:t>
             </w:r>
           </w:p>
         </w:tc>
@@ -1052,17 +1054,17 @@
           </w:tcPr>
           <w:p>
             <w:r>
-              <w:t>700亿</w:t>
-            </w:r>
-          </w:p>
-        </w:tc>
-        <w:tc>
-          <w:tcPr>
-            <w:tcW w:type="dxa" w:w="2160"/>
-          </w:tcPr>
-          <w:p>
-            <w:r>
-              <w:t>12%</w:t>
+              <w:t>121亿</w:t>
+            </w:r>
+          </w:p>
+        </w:tc>
+        <w:tc>
+          <w:tcPr>
+            <w:tcW w:type="dxa" w:w="2160"/>
+          </w:tcPr>
+          <w:p>
+            <w:r>
+              <w:t>6%</w:t>
             </w:r>
           </w:p>
         </w:tc>
@@ -1074,37 +1076,37 @@
           </w:tcPr>
           <w:p>
             <w:r>
-              <w:t>信诚致远传媒有限公司</w:t>
-            </w:r>
-          </w:p>
-        </w:tc>
-        <w:tc>
-          <w:tcPr>
-            <w:tcW w:type="dxa" w:w="2160"/>
-          </w:tcPr>
-          <w:p>
-            <w:r>
-              <w:t>人工智能</w:t>
-            </w:r>
-          </w:p>
-        </w:tc>
-        <w:tc>
-          <w:tcPr>
-            <w:tcW w:type="dxa" w:w="2160"/>
-          </w:tcPr>
-          <w:p>
-            <w:r>
-              <w:t>308亿</w:t>
-            </w:r>
-          </w:p>
-        </w:tc>
-        <w:tc>
-          <w:tcPr>
-            <w:tcW w:type="dxa" w:w="2160"/>
-          </w:tcPr>
-          <w:p>
-            <w:r>
-              <w:t>13%</w:t>
+              <w:t>昊嘉科技有限公司</w:t>
+            </w:r>
+          </w:p>
+        </w:tc>
+        <w:tc>
+          <w:tcPr>
+            <w:tcW w:type="dxa" w:w="2160"/>
+          </w:tcPr>
+          <w:p>
+            <w:r>
+              <w:t>医疗科技</w:t>
+            </w:r>
+          </w:p>
+        </w:tc>
+        <w:tc>
+          <w:tcPr>
+            <w:tcW w:type="dxa" w:w="2160"/>
+          </w:tcPr>
+          <w:p>
+            <w:r>
+              <w:t>441亿</w:t>
+            </w:r>
+          </w:p>
+        </w:tc>
+        <w:tc>
+          <w:tcPr>
+            <w:tcW w:type="dxa" w:w="2160"/>
+          </w:tcPr>
+          <w:p>
+            <w:r>
+              <w:t>9%</w:t>
             </w:r>
           </w:p>
         </w:tc>
@@ -1116,37 +1118,37 @@
           </w:tcPr>
           <w:p>
             <w:r>
-              <w:t>佳禾科技有限公司</w:t>
-            </w:r>
-          </w:p>
-        </w:tc>
-        <w:tc>
-          <w:tcPr>
-            <w:tcW w:type="dxa" w:w="2160"/>
-          </w:tcPr>
-          <w:p>
-            <w:r>
-              <w:t>半导体</w:t>
-            </w:r>
-          </w:p>
-        </w:tc>
-        <w:tc>
-          <w:tcPr>
-            <w:tcW w:type="dxa" w:w="2160"/>
-          </w:tcPr>
-          <w:p>
-            <w:r>
-              <w:t>163亿</w:t>
-            </w:r>
-          </w:p>
-        </w:tc>
-        <w:tc>
-          <w:tcPr>
-            <w:tcW w:type="dxa" w:w="2160"/>
-          </w:tcPr>
-          <w:p>
-            <w:r>
-              <w:t>15%</w:t>
+              <w:t>飞海科技传媒有限公司</w:t>
+            </w:r>
+          </w:p>
+        </w:tc>
+        <w:tc>
+          <w:tcPr>
+            <w:tcW w:type="dxa" w:w="2160"/>
+          </w:tcPr>
+          <w:p>
+            <w:r>
+              <w:t>消费科技</w:t>
+            </w:r>
+          </w:p>
+        </w:tc>
+        <w:tc>
+          <w:tcPr>
+            <w:tcW w:type="dxa" w:w="2160"/>
+          </w:tcPr>
+          <w:p>
+            <w:r>
+              <w:t>701亿</w:t>
+            </w:r>
+          </w:p>
+        </w:tc>
+        <w:tc>
+          <w:tcPr>
+            <w:tcW w:type="dxa" w:w="2160"/>
+          </w:tcPr>
+          <w:p>
+            <w:r>
+              <w:t>20%</w:t>
             </w:r>
           </w:p>
         </w:tc>
@@ -1158,37 +1160,37 @@
           </w:tcPr>
           <w:p>
             <w:r>
-              <w:t>九方信息有限公司</w:t>
-            </w:r>
-          </w:p>
-        </w:tc>
-        <w:tc>
-          <w:tcPr>
-            <w:tcW w:type="dxa" w:w="2160"/>
-          </w:tcPr>
-          <w:p>
-            <w:r>
-              <w:t>新能源</w:t>
-            </w:r>
-          </w:p>
-        </w:tc>
-        <w:tc>
-          <w:tcPr>
-            <w:tcW w:type="dxa" w:w="2160"/>
-          </w:tcPr>
-          <w:p>
-            <w:r>
-              <w:t>794亿</w:t>
-            </w:r>
-          </w:p>
-        </w:tc>
-        <w:tc>
-          <w:tcPr>
-            <w:tcW w:type="dxa" w:w="2160"/>
-          </w:tcPr>
-          <w:p>
-            <w:r>
-              <w:t>22%</w:t>
+              <w:t>图龙信息传媒有限公司</w:t>
+            </w:r>
+          </w:p>
+        </w:tc>
+        <w:tc>
+          <w:tcPr>
+            <w:tcW w:type="dxa" w:w="2160"/>
+          </w:tcPr>
+          <w:p>
+            <w:r>
+              <w:t>机器人</w:t>
+            </w:r>
+          </w:p>
+        </w:tc>
+        <w:tc>
+          <w:tcPr>
+            <w:tcW w:type="dxa" w:w="2160"/>
+          </w:tcPr>
+          <w:p>
+            <w:r>
+              <w:t>532亿</w:t>
+            </w:r>
+          </w:p>
+        </w:tc>
+        <w:tc>
+          <w:tcPr>
+            <w:tcW w:type="dxa" w:w="2160"/>
+          </w:tcPr>
+          <w:p>
+            <w:r>
+              <w:t>9%</w:t>
             </w:r>
           </w:p>
         </w:tc>
@@ -1200,7 +1202,7 @@
           </w:tcPr>
           <w:p>
             <w:r>
-              <w:t>浦华众城科技有限公司</w:t>
+              <w:t>雨林木风计算机科技有限公司</w:t>
             </w:r>
           </w:p>
         </w:tc>
@@ -1220,17 +1222,17 @@
           </w:tcPr>
           <w:p>
             <w:r>
-              <w:t>572亿</w:t>
-            </w:r>
-          </w:p>
-        </w:tc>
-        <w:tc>
-          <w:tcPr>
-            <w:tcW w:type="dxa" w:w="2160"/>
-          </w:tcPr>
-          <w:p>
-            <w:r>
-              <w:t>18%</w:t>
+              <w:t>773亿</w:t>
+            </w:r>
+          </w:p>
+        </w:tc>
+        <w:tc>
+          <w:tcPr>
+            <w:tcW w:type="dxa" w:w="2160"/>
+          </w:tcPr>
+          <w:p>
+            <w:r>
+              <w:t>28%</w:t>
             </w:r>
           </w:p>
         </w:tc>
@@ -1242,37 +1244,37 @@
           </w:tcPr>
           <w:p>
             <w:r>
-              <w:t>天益信息有限公司</w:t>
-            </w:r>
-          </w:p>
-        </w:tc>
-        <w:tc>
-          <w:tcPr>
-            <w:tcW w:type="dxa" w:w="2160"/>
-          </w:tcPr>
-          <w:p>
-            <w:r>
-              <w:t>云计算</w:t>
-            </w:r>
-          </w:p>
-        </w:tc>
-        <w:tc>
-          <w:tcPr>
-            <w:tcW w:type="dxa" w:w="2160"/>
-          </w:tcPr>
-          <w:p>
-            <w:r>
-              <w:t>731亿</w:t>
-            </w:r>
-          </w:p>
-        </w:tc>
-        <w:tc>
-          <w:tcPr>
-            <w:tcW w:type="dxa" w:w="2160"/>
-          </w:tcPr>
-          <w:p>
-            <w:r>
-              <w:t>17%</w:t>
+              <w:t>方正科技信息有限公司</w:t>
+            </w:r>
+          </w:p>
+        </w:tc>
+        <w:tc>
+          <w:tcPr>
+            <w:tcW w:type="dxa" w:w="2160"/>
+          </w:tcPr>
+          <w:p>
+            <w:r>
+              <w:t>消费科技</w:t>
+            </w:r>
+          </w:p>
+        </w:tc>
+        <w:tc>
+          <w:tcPr>
+            <w:tcW w:type="dxa" w:w="2160"/>
+          </w:tcPr>
+          <w:p>
+            <w:r>
+              <w:t>730亿</w:t>
+            </w:r>
+          </w:p>
+        </w:tc>
+        <w:tc>
+          <w:tcPr>
+            <w:tcW w:type="dxa" w:w="2160"/>
+          </w:tcPr>
+          <w:p>
+            <w:r>
+              <w:t>18%</w:t>
             </w:r>
           </w:p>
         </w:tc>
@@ -1284,37 +1286,37 @@
           </w:tcPr>
           <w:p>
             <w:r>
-              <w:t>昂歌信息科技有限公司</w:t>
-            </w:r>
-          </w:p>
-        </w:tc>
-        <w:tc>
-          <w:tcPr>
-            <w:tcW w:type="dxa" w:w="2160"/>
-          </w:tcPr>
-          <w:p>
-            <w:r>
-              <w:t>消费科技</w:t>
-            </w:r>
-          </w:p>
-        </w:tc>
-        <w:tc>
-          <w:tcPr>
-            <w:tcW w:type="dxa" w:w="2160"/>
-          </w:tcPr>
-          <w:p>
-            <w:r>
-              <w:t>669亿</w:t>
-            </w:r>
-          </w:p>
-        </w:tc>
-        <w:tc>
-          <w:tcPr>
-            <w:tcW w:type="dxa" w:w="2160"/>
-          </w:tcPr>
-          <w:p>
-            <w:r>
-              <w:t>19%</w:t>
+              <w:t>佳禾传媒有限公司</w:t>
+            </w:r>
+          </w:p>
+        </w:tc>
+        <w:tc>
+          <w:tcPr>
+            <w:tcW w:type="dxa" w:w="2160"/>
+          </w:tcPr>
+          <w:p>
+            <w:r>
+              <w:t>云计算</w:t>
+            </w:r>
+          </w:p>
+        </w:tc>
+        <w:tc>
+          <w:tcPr>
+            <w:tcW w:type="dxa" w:w="2160"/>
+          </w:tcPr>
+          <w:p>
+            <w:r>
+              <w:t>336亿</w:t>
+            </w:r>
+          </w:p>
+        </w:tc>
+        <w:tc>
+          <w:tcPr>
+            <w:tcW w:type="dxa" w:w="2160"/>
+          </w:tcPr>
+          <w:p>
+            <w:r>
+              <w:t>15%</w:t>
             </w:r>
           </w:p>
         </w:tc>
@@ -1326,37 +1328,37 @@
           </w:tcPr>
           <w:p>
             <w:r>
-              <w:t>济南亿次元网络有限公司</w:t>
-            </w:r>
-          </w:p>
-        </w:tc>
-        <w:tc>
-          <w:tcPr>
-            <w:tcW w:type="dxa" w:w="2160"/>
-          </w:tcPr>
-          <w:p>
-            <w:r>
-              <w:t>机器人</w:t>
-            </w:r>
-          </w:p>
-        </w:tc>
-        <w:tc>
-          <w:tcPr>
-            <w:tcW w:type="dxa" w:w="2160"/>
-          </w:tcPr>
-          <w:p>
-            <w:r>
-              <w:t>213亿</w:t>
-            </w:r>
-          </w:p>
-        </w:tc>
-        <w:tc>
-          <w:tcPr>
-            <w:tcW w:type="dxa" w:w="2160"/>
-          </w:tcPr>
-          <w:p>
-            <w:r>
-              <w:t>9%</w:t>
+              <w:t>飞海科技传媒有限公司</w:t>
+            </w:r>
+          </w:p>
+        </w:tc>
+        <w:tc>
+          <w:tcPr>
+            <w:tcW w:type="dxa" w:w="2160"/>
+          </w:tcPr>
+          <w:p>
+            <w:r>
+              <w:t>消费科技</w:t>
+            </w:r>
+          </w:p>
+        </w:tc>
+        <w:tc>
+          <w:tcPr>
+            <w:tcW w:type="dxa" w:w="2160"/>
+          </w:tcPr>
+          <w:p>
+            <w:r>
+              <w:t>543亿</w:t>
+            </w:r>
+          </w:p>
+        </w:tc>
+        <w:tc>
+          <w:tcPr>
+            <w:tcW w:type="dxa" w:w="2160"/>
+          </w:tcPr>
+          <w:p>
+            <w:r>
+              <w:t>29%</w:t>
             </w:r>
           </w:p>
         </w:tc>
@@ -1368,37 +1370,37 @@
           </w:tcPr>
           <w:p>
             <w:r>
-              <w:t>易动力科技有限公司</w:t>
-            </w:r>
-          </w:p>
-        </w:tc>
-        <w:tc>
-          <w:tcPr>
-            <w:tcW w:type="dxa" w:w="2160"/>
-          </w:tcPr>
-          <w:p>
-            <w:r>
-              <w:t>云计算</w:t>
-            </w:r>
-          </w:p>
-        </w:tc>
-        <w:tc>
-          <w:tcPr>
-            <w:tcW w:type="dxa" w:w="2160"/>
-          </w:tcPr>
-          <w:p>
-            <w:r>
-              <w:t>771亿</w:t>
-            </w:r>
-          </w:p>
-        </w:tc>
-        <w:tc>
-          <w:tcPr>
-            <w:tcW w:type="dxa" w:w="2160"/>
-          </w:tcPr>
-          <w:p>
-            <w:r>
-              <w:t>23%</w:t>
+              <w:t>创汇传媒有限公司</w:t>
+            </w:r>
+          </w:p>
+        </w:tc>
+        <w:tc>
+          <w:tcPr>
+            <w:tcW w:type="dxa" w:w="2160"/>
+          </w:tcPr>
+          <w:p>
+            <w:r>
+              <w:t>新能源</w:t>
+            </w:r>
+          </w:p>
+        </w:tc>
+        <w:tc>
+          <w:tcPr>
+            <w:tcW w:type="dxa" w:w="2160"/>
+          </w:tcPr>
+          <w:p>
+            <w:r>
+              <w:t>134亿</w:t>
+            </w:r>
+          </w:p>
+        </w:tc>
+        <w:tc>
+          <w:tcPr>
+            <w:tcW w:type="dxa" w:w="2160"/>
+          </w:tcPr>
+          <w:p>
+            <w:r>
+              <w:t>13%</w:t>
             </w:r>
           </w:p>
         </w:tc>
@@ -1410,37 +1412,37 @@
           </w:tcPr>
           <w:p>
             <w:r>
-              <w:t>九方信息有限公司</w:t>
-            </w:r>
-          </w:p>
-        </w:tc>
-        <w:tc>
-          <w:tcPr>
-            <w:tcW w:type="dxa" w:w="2160"/>
-          </w:tcPr>
-          <w:p>
-            <w:r>
-              <w:t>新能源</w:t>
-            </w:r>
-          </w:p>
-        </w:tc>
-        <w:tc>
-          <w:tcPr>
-            <w:tcW w:type="dxa" w:w="2160"/>
-          </w:tcPr>
-          <w:p>
-            <w:r>
-              <w:t>691亿</w:t>
-            </w:r>
-          </w:p>
-        </w:tc>
-        <w:tc>
-          <w:tcPr>
-            <w:tcW w:type="dxa" w:w="2160"/>
-          </w:tcPr>
-          <w:p>
-            <w:r>
-              <w:t>5%</w:t>
+              <w:t>信诚致远科技有限公司</w:t>
+            </w:r>
+          </w:p>
+        </w:tc>
+        <w:tc>
+          <w:tcPr>
+            <w:tcW w:type="dxa" w:w="2160"/>
+          </w:tcPr>
+          <w:p>
+            <w:r>
+              <w:t>云计算</w:t>
+            </w:r>
+          </w:p>
+        </w:tc>
+        <w:tc>
+          <w:tcPr>
+            <w:tcW w:type="dxa" w:w="2160"/>
+          </w:tcPr>
+          <w:p>
+            <w:r>
+              <w:t>118亿</w:t>
+            </w:r>
+          </w:p>
+        </w:tc>
+        <w:tc>
+          <w:tcPr>
+            <w:tcW w:type="dxa" w:w="2160"/>
+          </w:tcPr>
+          <w:p>
+            <w:r>
+              <w:t>7%</w:t>
             </w:r>
           </w:p>
         </w:tc>
@@ -1452,37 +1454,37 @@
           </w:tcPr>
           <w:p>
             <w:r>
-              <w:t>鸿睿思博网络有限公司</w:t>
-            </w:r>
-          </w:p>
-        </w:tc>
-        <w:tc>
-          <w:tcPr>
-            <w:tcW w:type="dxa" w:w="2160"/>
-          </w:tcPr>
-          <w:p>
-            <w:r>
-              <w:t>新能源</w:t>
-            </w:r>
-          </w:p>
-        </w:tc>
-        <w:tc>
-          <w:tcPr>
-            <w:tcW w:type="dxa" w:w="2160"/>
-          </w:tcPr>
-          <w:p>
-            <w:r>
-              <w:t>603亿</w:t>
-            </w:r>
-          </w:p>
-        </w:tc>
-        <w:tc>
-          <w:tcPr>
-            <w:tcW w:type="dxa" w:w="2160"/>
-          </w:tcPr>
-          <w:p>
-            <w:r>
-              <w:t>28%</w:t>
+              <w:t>图龙信息传媒有限公司</w:t>
+            </w:r>
+          </w:p>
+        </w:tc>
+        <w:tc>
+          <w:tcPr>
+            <w:tcW w:type="dxa" w:w="2160"/>
+          </w:tcPr>
+          <w:p>
+            <w:r>
+              <w:t>机器人</w:t>
+            </w:r>
+          </w:p>
+        </w:tc>
+        <w:tc>
+          <w:tcPr>
+            <w:tcW w:type="dxa" w:w="2160"/>
+          </w:tcPr>
+          <w:p>
+            <w:r>
+              <w:t>695亿</w:t>
+            </w:r>
+          </w:p>
+        </w:tc>
+        <w:tc>
+          <w:tcPr>
+            <w:tcW w:type="dxa" w:w="2160"/>
+          </w:tcPr>
+          <w:p>
+            <w:r>
+              <w:t>13%</w:t>
             </w:r>
           </w:p>
         </w:tc>
@@ -1494,37 +1496,37 @@
           </w:tcPr>
           <w:p>
             <w:r>
-              <w:t>鸿睿思博信息有限公司</w:t>
-            </w:r>
-          </w:p>
-        </w:tc>
-        <w:tc>
-          <w:tcPr>
-            <w:tcW w:type="dxa" w:w="2160"/>
-          </w:tcPr>
-          <w:p>
-            <w:r>
-              <w:t>半导体</w:t>
-            </w:r>
-          </w:p>
-        </w:tc>
-        <w:tc>
-          <w:tcPr>
-            <w:tcW w:type="dxa" w:w="2160"/>
-          </w:tcPr>
-          <w:p>
-            <w:r>
-              <w:t>214亿</w:t>
-            </w:r>
-          </w:p>
-        </w:tc>
-        <w:tc>
-          <w:tcPr>
-            <w:tcW w:type="dxa" w:w="2160"/>
-          </w:tcPr>
-          <w:p>
-            <w:r>
-              <w:t>7%</w:t>
+              <w:t>迪摩信息有限公司</w:t>
+            </w:r>
+          </w:p>
+        </w:tc>
+        <w:tc>
+          <w:tcPr>
+            <w:tcW w:type="dxa" w:w="2160"/>
+          </w:tcPr>
+          <w:p>
+            <w:r>
+              <w:t>医疗科技</w:t>
+            </w:r>
+          </w:p>
+        </w:tc>
+        <w:tc>
+          <w:tcPr>
+            <w:tcW w:type="dxa" w:w="2160"/>
+          </w:tcPr>
+          <w:p>
+            <w:r>
+              <w:t>524亿</w:t>
+            </w:r>
+          </w:p>
+        </w:tc>
+        <w:tc>
+          <w:tcPr>
+            <w:tcW w:type="dxa" w:w="2160"/>
+          </w:tcPr>
+          <w:p>
+            <w:r>
+              <w:t>9%</w:t>
             </w:r>
           </w:p>
         </w:tc>
@@ -1536,37 +1538,37 @@
           </w:tcPr>
           <w:p>
             <w:r>
-              <w:t>东方峻景传媒有限公司</w:t>
-            </w:r>
-          </w:p>
-        </w:tc>
-        <w:tc>
-          <w:tcPr>
-            <w:tcW w:type="dxa" w:w="2160"/>
-          </w:tcPr>
-          <w:p>
-            <w:r>
-              <w:t>新能源</w:t>
-            </w:r>
-          </w:p>
-        </w:tc>
-        <w:tc>
-          <w:tcPr>
-            <w:tcW w:type="dxa" w:w="2160"/>
-          </w:tcPr>
-          <w:p>
-            <w:r>
-              <w:t>645亿</w:t>
-            </w:r>
-          </w:p>
-        </w:tc>
-        <w:tc>
-          <w:tcPr>
-            <w:tcW w:type="dxa" w:w="2160"/>
-          </w:tcPr>
-          <w:p>
-            <w:r>
-              <w:t>28%</w:t>
+              <w:t>飞海科技传媒有限公司</w:t>
+            </w:r>
+          </w:p>
+        </w:tc>
+        <w:tc>
+          <w:tcPr>
+            <w:tcW w:type="dxa" w:w="2160"/>
+          </w:tcPr>
+          <w:p>
+            <w:r>
+              <w:t>消费科技</w:t>
+            </w:r>
+          </w:p>
+        </w:tc>
+        <w:tc>
+          <w:tcPr>
+            <w:tcW w:type="dxa" w:w="2160"/>
+          </w:tcPr>
+          <w:p>
+            <w:r>
+              <w:t>737亿</w:t>
+            </w:r>
+          </w:p>
+        </w:tc>
+        <w:tc>
+          <w:tcPr>
+            <w:tcW w:type="dxa" w:w="2160"/>
+          </w:tcPr>
+          <w:p>
+            <w:r>
+              <w:t>13%</w:t>
             </w:r>
           </w:p>
         </w:tc>
@@ -1583,7 +1585,787 @@
     <w:p>
       <w:r>
         <w:br/>
-        <w:t>风险管理部认为，机器人 行业仍然面临若干</w:t>
+        <w:t>从产业链角度看，消费科技 行业主要由上游设备厂商、</w:t>
+        <w:br/>
+        <w:t>中游平台企业以及下游应用厂商组成。</w:t>
+        <w:br/>
+        <w:t>天开科技有限公司 主要位于产业链的 下游 环节。</w:t>
+        <w:br/>
+      </w:r>
+    </w:p>
+    <w:p>
+      <w:r>
+        <w:br/>
+        <w:t>从产业链角度看，消费科技 行业主要由上游设备厂商、</w:t>
+        <w:br/>
+        <w:t>中游平台企业以及下游应用厂商组成。</w:t>
+        <w:br/>
+        <w:t>天开科技有限公司 主要位于产业链的 中游 环节。</w:t>
+        <w:br/>
+      </w:r>
+    </w:p>
+    <w:p>
+      <w:r>
+        <w:br/>
+        <w:t>根据内部财务模型测算，昊嘉科技有限公司 在未来三年</w:t>
+        <w:br/>
+        <w:t>收入复合增长率预计可达到 15% 左右。</w:t>
+        <w:br/>
+        <w:t>该预测基于行业需求增长以及公司产能扩张计划。</w:t>
+        <w:br/>
+      </w:r>
+    </w:p>
+    <w:p>
+      <w:r>
+        <w:br/>
+        <w:t>从产业链角度看，机器人 行业主要由上游设备厂商、</w:t>
+        <w:br/>
+        <w:t>中游平台企业以及下游应用厂商组成。</w:t>
+        <w:br/>
+        <w:t>图龙信息传媒有限公司 主要位于产业链的 中游 环节。</w:t>
+        <w:br/>
+      </w:r>
+    </w:p>
+    <w:p>
+      <w:r>
+        <w:br/>
+        <w:t>根据内部财务模型测算，方正科技信息有限公司 在未来三年</w:t>
+        <w:br/>
+        <w:t>收入复合增长率预计可达到 30% 左右。</w:t>
+        <w:br/>
+        <w:t>该预测基于行业需求增长以及公司产能扩张计划。</w:t>
+        <w:br/>
+      </w:r>
+    </w:p>
+    <w:p>
+      <w:r>
+        <w:br/>
+        <w:t>华辰资本旗下的 HC Quant Arbitrage Fund 在最近的资产配置会议中</w:t>
+        <w:br/>
+        <w:t>讨论了 半导体 行业的投资机会，并对 中建创业科技有限公司</w:t>
+        <w:br/>
+        <w:t>进行了重点评估。</w:t>
+        <w:br/>
+      </w:r>
+    </w:p>
+    <w:p>
+      <w:r>
+        <w:br/>
+        <w:t>从产业链角度看，云计算 行业主要由上游设备厂商、</w:t>
+        <w:br/>
+        <w:t>中游平台企业以及下游应用厂商组成。</w:t>
+        <w:br/>
+        <w:t>泰麒麟网络有限公司 主要位于产业链的 下游 环节。</w:t>
+        <w:br/>
+      </w:r>
+    </w:p>
+    <w:p>
+      <w:r>
+        <w:br/>
+        <w:t>从产业链角度看，人工智能 行业主要由上游设备厂商、</w:t>
+        <w:br/>
+        <w:t>中游平台企业以及下游应用厂商组成。</w:t>
+        <w:br/>
+        <w:t>方正科技传媒有限公司 主要位于产业链的 中游 环节。</w:t>
+        <w:br/>
+      </w:r>
+    </w:p>
+    <w:tbl>
+      <w:tblPr>
+        <w:tblW w:type="auto" w:w="0"/>
+        <w:tblLook w:firstColumn="1" w:firstRow="1" w:lastColumn="0" w:lastRow="0" w:noHBand="0" w:noVBand="1" w:val="04A0"/>
+      </w:tblPr>
+      <w:tblGrid>
+        <w:gridCol w:w="2160"/>
+        <w:gridCol w:w="2160"/>
+        <w:gridCol w:w="2160"/>
+        <w:gridCol w:w="2160"/>
+      </w:tblGrid>
+      <w:tr>
+        <w:tc>
+          <w:tcPr>
+            <w:tcW w:type="dxa" w:w="2160"/>
+          </w:tcPr>
+          <w:p>
+            <w:r>
+              <w:t>公司</w:t>
+            </w:r>
+          </w:p>
+        </w:tc>
+        <w:tc>
+          <w:tcPr>
+            <w:tcW w:type="dxa" w:w="2160"/>
+          </w:tcPr>
+          <w:p>
+            <w:r>
+              <w:t>行业</w:t>
+            </w:r>
+          </w:p>
+        </w:tc>
+        <w:tc>
+          <w:tcPr>
+            <w:tcW w:type="dxa" w:w="2160"/>
+          </w:tcPr>
+          <w:p>
+            <w:r>
+              <w:t>市值</w:t>
+            </w:r>
+          </w:p>
+        </w:tc>
+        <w:tc>
+          <w:tcPr>
+            <w:tcW w:type="dxa" w:w="2160"/>
+          </w:tcPr>
+          <w:p>
+            <w:r>
+              <w:t>增长率</w:t>
+            </w:r>
+          </w:p>
+        </w:tc>
+      </w:tr>
+      <w:tr>
+        <w:tc>
+          <w:tcPr>
+            <w:tcW w:type="dxa" w:w="2160"/>
+          </w:tcPr>
+          <w:p>
+            <w:r>
+              <w:t>泰麒麟网络有限公司</w:t>
+            </w:r>
+          </w:p>
+        </w:tc>
+        <w:tc>
+          <w:tcPr>
+            <w:tcW w:type="dxa" w:w="2160"/>
+          </w:tcPr>
+          <w:p>
+            <w:r>
+              <w:t>云计算</w:t>
+            </w:r>
+          </w:p>
+        </w:tc>
+        <w:tc>
+          <w:tcPr>
+            <w:tcW w:type="dxa" w:w="2160"/>
+          </w:tcPr>
+          <w:p>
+            <w:r>
+              <w:t>673亿</w:t>
+            </w:r>
+          </w:p>
+        </w:tc>
+        <w:tc>
+          <w:tcPr>
+            <w:tcW w:type="dxa" w:w="2160"/>
+          </w:tcPr>
+          <w:p>
+            <w:r>
+              <w:t>15%</w:t>
+            </w:r>
+          </w:p>
+        </w:tc>
+      </w:tr>
+      <w:tr>
+        <w:tc>
+          <w:tcPr>
+            <w:tcW w:type="dxa" w:w="2160"/>
+          </w:tcPr>
+          <w:p>
+            <w:r>
+              <w:t>华成育卓科技有限公司</w:t>
+            </w:r>
+          </w:p>
+        </w:tc>
+        <w:tc>
+          <w:tcPr>
+            <w:tcW w:type="dxa" w:w="2160"/>
+          </w:tcPr>
+          <w:p>
+            <w:r>
+              <w:t>医疗科技</w:t>
+            </w:r>
+          </w:p>
+        </w:tc>
+        <w:tc>
+          <w:tcPr>
+            <w:tcW w:type="dxa" w:w="2160"/>
+          </w:tcPr>
+          <w:p>
+            <w:r>
+              <w:t>450亿</w:t>
+            </w:r>
+          </w:p>
+        </w:tc>
+        <w:tc>
+          <w:tcPr>
+            <w:tcW w:type="dxa" w:w="2160"/>
+          </w:tcPr>
+          <w:p>
+            <w:r>
+              <w:t>10%</w:t>
+            </w:r>
+          </w:p>
+        </w:tc>
+      </w:tr>
+      <w:tr>
+        <w:tc>
+          <w:tcPr>
+            <w:tcW w:type="dxa" w:w="2160"/>
+          </w:tcPr>
+          <w:p>
+            <w:r>
+              <w:t>联通时科传媒有限公司</w:t>
+            </w:r>
+          </w:p>
+        </w:tc>
+        <w:tc>
+          <w:tcPr>
+            <w:tcW w:type="dxa" w:w="2160"/>
+          </w:tcPr>
+          <w:p>
+            <w:r>
+              <w:t>消费科技</w:t>
+            </w:r>
+          </w:p>
+        </w:tc>
+        <w:tc>
+          <w:tcPr>
+            <w:tcW w:type="dxa" w:w="2160"/>
+          </w:tcPr>
+          <w:p>
+            <w:r>
+              <w:t>272亿</w:t>
+            </w:r>
+          </w:p>
+        </w:tc>
+        <w:tc>
+          <w:tcPr>
+            <w:tcW w:type="dxa" w:w="2160"/>
+          </w:tcPr>
+          <w:p>
+            <w:r>
+              <w:t>18%</w:t>
+            </w:r>
+          </w:p>
+        </w:tc>
+      </w:tr>
+      <w:tr>
+        <w:tc>
+          <w:tcPr>
+            <w:tcW w:type="dxa" w:w="2160"/>
+          </w:tcPr>
+          <w:p>
+            <w:r>
+              <w:t>佳禾传媒有限公司</w:t>
+            </w:r>
+          </w:p>
+        </w:tc>
+        <w:tc>
+          <w:tcPr>
+            <w:tcW w:type="dxa" w:w="2160"/>
+          </w:tcPr>
+          <w:p>
+            <w:r>
+              <w:t>云计算</w:t>
+            </w:r>
+          </w:p>
+        </w:tc>
+        <w:tc>
+          <w:tcPr>
+            <w:tcW w:type="dxa" w:w="2160"/>
+          </w:tcPr>
+          <w:p>
+            <w:r>
+              <w:t>595亿</w:t>
+            </w:r>
+          </w:p>
+        </w:tc>
+        <w:tc>
+          <w:tcPr>
+            <w:tcW w:type="dxa" w:w="2160"/>
+          </w:tcPr>
+          <w:p>
+            <w:r>
+              <w:t>9%</w:t>
+            </w:r>
+          </w:p>
+        </w:tc>
+      </w:tr>
+      <w:tr>
+        <w:tc>
+          <w:tcPr>
+            <w:tcW w:type="dxa" w:w="2160"/>
+          </w:tcPr>
+          <w:p>
+            <w:r>
+              <w:t>九方传媒有限公司</w:t>
+            </w:r>
+          </w:p>
+        </w:tc>
+        <w:tc>
+          <w:tcPr>
+            <w:tcW w:type="dxa" w:w="2160"/>
+          </w:tcPr>
+          <w:p>
+            <w:r>
+              <w:t>医疗科技</w:t>
+            </w:r>
+          </w:p>
+        </w:tc>
+        <w:tc>
+          <w:tcPr>
+            <w:tcW w:type="dxa" w:w="2160"/>
+          </w:tcPr>
+          <w:p>
+            <w:r>
+              <w:t>546亿</w:t>
+            </w:r>
+          </w:p>
+        </w:tc>
+        <w:tc>
+          <w:tcPr>
+            <w:tcW w:type="dxa" w:w="2160"/>
+          </w:tcPr>
+          <w:p>
+            <w:r>
+              <w:t>14%</w:t>
+            </w:r>
+          </w:p>
+        </w:tc>
+      </w:tr>
+      <w:tr>
+        <w:tc>
+          <w:tcPr>
+            <w:tcW w:type="dxa" w:w="2160"/>
+          </w:tcPr>
+          <w:p>
+            <w:r>
+              <w:t>九方传媒有限公司</w:t>
+            </w:r>
+          </w:p>
+        </w:tc>
+        <w:tc>
+          <w:tcPr>
+            <w:tcW w:type="dxa" w:w="2160"/>
+          </w:tcPr>
+          <w:p>
+            <w:r>
+              <w:t>医疗科技</w:t>
+            </w:r>
+          </w:p>
+        </w:tc>
+        <w:tc>
+          <w:tcPr>
+            <w:tcW w:type="dxa" w:w="2160"/>
+          </w:tcPr>
+          <w:p>
+            <w:r>
+              <w:t>216亿</w:t>
+            </w:r>
+          </w:p>
+        </w:tc>
+        <w:tc>
+          <w:tcPr>
+            <w:tcW w:type="dxa" w:w="2160"/>
+          </w:tcPr>
+          <w:p>
+            <w:r>
+              <w:t>10%</w:t>
+            </w:r>
+          </w:p>
+        </w:tc>
+      </w:tr>
+      <w:tr>
+        <w:tc>
+          <w:tcPr>
+            <w:tcW w:type="dxa" w:w="2160"/>
+          </w:tcPr>
+          <w:p>
+            <w:r>
+              <w:t>通际名联网络有限公司</w:t>
+            </w:r>
+          </w:p>
+        </w:tc>
+        <w:tc>
+          <w:tcPr>
+            <w:tcW w:type="dxa" w:w="2160"/>
+          </w:tcPr>
+          <w:p>
+            <w:r>
+              <w:t>机器人</w:t>
+            </w:r>
+          </w:p>
+        </w:tc>
+        <w:tc>
+          <w:tcPr>
+            <w:tcW w:type="dxa" w:w="2160"/>
+          </w:tcPr>
+          <w:p>
+            <w:r>
+              <w:t>716亿</w:t>
+            </w:r>
+          </w:p>
+        </w:tc>
+        <w:tc>
+          <w:tcPr>
+            <w:tcW w:type="dxa" w:w="2160"/>
+          </w:tcPr>
+          <w:p>
+            <w:r>
+              <w:t>29%</w:t>
+            </w:r>
+          </w:p>
+        </w:tc>
+      </w:tr>
+      <w:tr>
+        <w:tc>
+          <w:tcPr>
+            <w:tcW w:type="dxa" w:w="2160"/>
+          </w:tcPr>
+          <w:p>
+            <w:r>
+              <w:t>飞利信科技有限公司</w:t>
+            </w:r>
+          </w:p>
+        </w:tc>
+        <w:tc>
+          <w:tcPr>
+            <w:tcW w:type="dxa" w:w="2160"/>
+          </w:tcPr>
+          <w:p>
+            <w:r>
+              <w:t>人工智能</w:t>
+            </w:r>
+          </w:p>
+        </w:tc>
+        <w:tc>
+          <w:tcPr>
+            <w:tcW w:type="dxa" w:w="2160"/>
+          </w:tcPr>
+          <w:p>
+            <w:r>
+              <w:t>484亿</w:t>
+            </w:r>
+          </w:p>
+        </w:tc>
+        <w:tc>
+          <w:tcPr>
+            <w:tcW w:type="dxa" w:w="2160"/>
+          </w:tcPr>
+          <w:p>
+            <w:r>
+              <w:t>5%</w:t>
+            </w:r>
+          </w:p>
+        </w:tc>
+      </w:tr>
+      <w:tr>
+        <w:tc>
+          <w:tcPr>
+            <w:tcW w:type="dxa" w:w="2160"/>
+          </w:tcPr>
+          <w:p>
+            <w:r>
+              <w:t>信诚致远科技有限公司</w:t>
+            </w:r>
+          </w:p>
+        </w:tc>
+        <w:tc>
+          <w:tcPr>
+            <w:tcW w:type="dxa" w:w="2160"/>
+          </w:tcPr>
+          <w:p>
+            <w:r>
+              <w:t>云计算</w:t>
+            </w:r>
+          </w:p>
+        </w:tc>
+        <w:tc>
+          <w:tcPr>
+            <w:tcW w:type="dxa" w:w="2160"/>
+          </w:tcPr>
+          <w:p>
+            <w:r>
+              <w:t>597亿</w:t>
+            </w:r>
+          </w:p>
+        </w:tc>
+        <w:tc>
+          <w:tcPr>
+            <w:tcW w:type="dxa" w:w="2160"/>
+          </w:tcPr>
+          <w:p>
+            <w:r>
+              <w:t>12%</w:t>
+            </w:r>
+          </w:p>
+        </w:tc>
+      </w:tr>
+      <w:tr>
+        <w:tc>
+          <w:tcPr>
+            <w:tcW w:type="dxa" w:w="2160"/>
+          </w:tcPr>
+          <w:p>
+            <w:r>
+              <w:t>雨林木风计算机科技有限公司</w:t>
+            </w:r>
+          </w:p>
+        </w:tc>
+        <w:tc>
+          <w:tcPr>
+            <w:tcW w:type="dxa" w:w="2160"/>
+          </w:tcPr>
+          <w:p>
+            <w:r>
+              <w:t>半导体</w:t>
+            </w:r>
+          </w:p>
+        </w:tc>
+        <w:tc>
+          <w:tcPr>
+            <w:tcW w:type="dxa" w:w="2160"/>
+          </w:tcPr>
+          <w:p>
+            <w:r>
+              <w:t>318亿</w:t>
+            </w:r>
+          </w:p>
+        </w:tc>
+        <w:tc>
+          <w:tcPr>
+            <w:tcW w:type="dxa" w:w="2160"/>
+          </w:tcPr>
+          <w:p>
+            <w:r>
+              <w:t>14%</w:t>
+            </w:r>
+          </w:p>
+        </w:tc>
+      </w:tr>
+      <w:tr>
+        <w:tc>
+          <w:tcPr>
+            <w:tcW w:type="dxa" w:w="2160"/>
+          </w:tcPr>
+          <w:p>
+            <w:r>
+              <w:t>华泰通安传媒有限公司</w:t>
+            </w:r>
+          </w:p>
+        </w:tc>
+        <w:tc>
+          <w:tcPr>
+            <w:tcW w:type="dxa" w:w="2160"/>
+          </w:tcPr>
+          <w:p>
+            <w:r>
+              <w:t>消费科技</w:t>
+            </w:r>
+          </w:p>
+        </w:tc>
+        <w:tc>
+          <w:tcPr>
+            <w:tcW w:type="dxa" w:w="2160"/>
+          </w:tcPr>
+          <w:p>
+            <w:r>
+              <w:t>665亿</w:t>
+            </w:r>
+          </w:p>
+        </w:tc>
+        <w:tc>
+          <w:tcPr>
+            <w:tcW w:type="dxa" w:w="2160"/>
+          </w:tcPr>
+          <w:p>
+            <w:r>
+              <w:t>17%</w:t>
+            </w:r>
+          </w:p>
+        </w:tc>
+      </w:tr>
+      <w:tr>
+        <w:tc>
+          <w:tcPr>
+            <w:tcW w:type="dxa" w:w="2160"/>
+          </w:tcPr>
+          <w:p>
+            <w:r>
+              <w:t>泰麒麟网络有限公司</w:t>
+            </w:r>
+          </w:p>
+        </w:tc>
+        <w:tc>
+          <w:tcPr>
+            <w:tcW w:type="dxa" w:w="2160"/>
+          </w:tcPr>
+          <w:p>
+            <w:r>
+              <w:t>云计算</w:t>
+            </w:r>
+          </w:p>
+        </w:tc>
+        <w:tc>
+          <w:tcPr>
+            <w:tcW w:type="dxa" w:w="2160"/>
+          </w:tcPr>
+          <w:p>
+            <w:r>
+              <w:t>136亿</w:t>
+            </w:r>
+          </w:p>
+        </w:tc>
+        <w:tc>
+          <w:tcPr>
+            <w:tcW w:type="dxa" w:w="2160"/>
+          </w:tcPr>
+          <w:p>
+            <w:r>
+              <w:t>17%</w:t>
+            </w:r>
+          </w:p>
+        </w:tc>
+      </w:tr>
+      <w:tr>
+        <w:tc>
+          <w:tcPr>
+            <w:tcW w:type="dxa" w:w="2160"/>
+          </w:tcPr>
+          <w:p>
+            <w:r>
+              <w:t>中建创业科技有限公司</w:t>
+            </w:r>
+          </w:p>
+        </w:tc>
+        <w:tc>
+          <w:tcPr>
+            <w:tcW w:type="dxa" w:w="2160"/>
+          </w:tcPr>
+          <w:p>
+            <w:r>
+              <w:t>半导体</w:t>
+            </w:r>
+          </w:p>
+        </w:tc>
+        <w:tc>
+          <w:tcPr>
+            <w:tcW w:type="dxa" w:w="2160"/>
+          </w:tcPr>
+          <w:p>
+            <w:r>
+              <w:t>427亿</w:t>
+            </w:r>
+          </w:p>
+        </w:tc>
+        <w:tc>
+          <w:tcPr>
+            <w:tcW w:type="dxa" w:w="2160"/>
+          </w:tcPr>
+          <w:p>
+            <w:r>
+              <w:t>23%</w:t>
+            </w:r>
+          </w:p>
+        </w:tc>
+      </w:tr>
+      <w:tr>
+        <w:tc>
+          <w:tcPr>
+            <w:tcW w:type="dxa" w:w="2160"/>
+          </w:tcPr>
+          <w:p>
+            <w:r>
+              <w:t>创汇传媒有限公司</w:t>
+            </w:r>
+          </w:p>
+        </w:tc>
+        <w:tc>
+          <w:tcPr>
+            <w:tcW w:type="dxa" w:w="2160"/>
+          </w:tcPr>
+          <w:p>
+            <w:r>
+              <w:t>新能源</w:t>
+            </w:r>
+          </w:p>
+        </w:tc>
+        <w:tc>
+          <w:tcPr>
+            <w:tcW w:type="dxa" w:w="2160"/>
+          </w:tcPr>
+          <w:p>
+            <w:r>
+              <w:t>675亿</w:t>
+            </w:r>
+          </w:p>
+        </w:tc>
+        <w:tc>
+          <w:tcPr>
+            <w:tcW w:type="dxa" w:w="2160"/>
+          </w:tcPr>
+          <w:p>
+            <w:r>
+              <w:t>28%</w:t>
+            </w:r>
+          </w:p>
+        </w:tc>
+      </w:tr>
+      <w:tr>
+        <w:tc>
+          <w:tcPr>
+            <w:tcW w:type="dxa" w:w="2160"/>
+          </w:tcPr>
+          <w:p>
+            <w:r>
+              <w:t>雨林木风计算机科技有限公司</w:t>
+            </w:r>
+          </w:p>
+        </w:tc>
+        <w:tc>
+          <w:tcPr>
+            <w:tcW w:type="dxa" w:w="2160"/>
+          </w:tcPr>
+          <w:p>
+            <w:r>
+              <w:t>半导体</w:t>
+            </w:r>
+          </w:p>
+        </w:tc>
+        <w:tc>
+          <w:tcPr>
+            <w:tcW w:type="dxa" w:w="2160"/>
+          </w:tcPr>
+          <w:p>
+            <w:r>
+              <w:t>656亿</w:t>
+            </w:r>
+          </w:p>
+        </w:tc>
+        <w:tc>
+          <w:tcPr>
+            <w:tcW w:type="dxa" w:w="2160"/>
+          </w:tcPr>
+          <w:p>
+            <w:r>
+              <w:t>19%</w:t>
+            </w:r>
+          </w:p>
+        </w:tc>
+      </w:tr>
+    </w:tbl>
+    <w:p>
+      <w:pPr>
+        <w:pStyle w:val="Heading1"/>
+      </w:pPr>
+      <w:r>
+        <w:t>行业分析 4</w:t>
+      </w:r>
+    </w:p>
+    <w:p>
+      <w:r>
+        <w:br/>
+        <w:t>风险管理部认为，新能源 行业仍然面临若干</w:t>
         <w:br/>
         <w:t>不确定性因素，包括技术迭代风险、政策变化、</w:t>
         <w:br/>
@@ -1594,7 +2376,29 @@
     <w:p>
       <w:r>
         <w:br/>
-        <w:t>风险管理部认为，半导体 行业仍然面临若干</w:t>
+        <w:t>华辰资本旗下的 HC AI Innovation Fund 在最近的资产配置会议中</w:t>
+        <w:br/>
+        <w:t>讨论了 医疗科技 行业的投资机会，并对 九方传媒有限公司</w:t>
+        <w:br/>
+        <w:t>进行了重点评估。</w:t>
+        <w:br/>
+      </w:r>
+    </w:p>
+    <w:p>
+      <w:r>
+        <w:br/>
+        <w:t>从产业链角度看，医疗科技 行业主要由上游设备厂商、</w:t>
+        <w:br/>
+        <w:t>中游平台企业以及下游应用厂商组成。</w:t>
+        <w:br/>
+        <w:t>九方传媒有限公司 主要位于产业链的 中游 环节。</w:t>
+        <w:br/>
+      </w:r>
+    </w:p>
+    <w:p>
+      <w:r>
+        <w:br/>
+        <w:t>风险管理部认为，云计算 行业仍然面临若干</w:t>
         <w:br/>
         <w:t>不确定性因素，包括技术迭代风险、政策变化、</w:t>
         <w:br/>
@@ -1605,11 +2409,13 @@
     <w:p>
       <w:r>
         <w:br/>
-        <w:t>风险管理部认为，人工智能 行业仍然面临若干</w:t>
+        <w:t>昊嘉科技有限公司 是中国 医疗科技 行业的重要企业之一。</w:t>
         <w:br/>
-        <w:t>不确定性因素，包括技术迭代风险、政策变化、</w:t>
+        <w:t>根据华辰资本 资产配置委员会 的研究，该公司成立于 2006 年，</w:t>
         <w:br/>
-        <w:t>以及市场竞争加剧等问题。</w:t>
+        <w:t>目前员工规模约 7977 人。公司近年来持续加大研发投入，</w:t>
+        <w:br/>
+        <w:t>在核心技术方面形成了较强的竞争壁垒。</w:t>
         <w:br/>
       </w:r>
     </w:p>
@@ -1627,1527 +2433,11 @@
     <w:p>
       <w:r>
         <w:br/>
-        <w:t>根据内部财务模型测算，佳禾科技有限公司 在未来三年</w:t>
+        <w:t>华成育卓传媒有限公司 是中国 人工智能 行业的重要企业之一。</w:t>
         <w:br/>
-        <w:t>收入复合增长率预计可达到 32% 左右。</w:t>
+        <w:t>根据华辰资本 量化研究部 的研究，该公司成立于 2006 年，</w:t>
         <w:br/>
-        <w:t>该预测基于行业需求增长以及公司产能扩张计划。</w:t>
-        <w:br/>
-      </w:r>
-    </w:p>
-    <w:p>
-      <w:r>
-        <w:br/>
-        <w:t>从产业链角度看，消费科技 行业主要由上游设备厂商、</w:t>
-        <w:br/>
-        <w:t>中游平台企业以及下游应用厂商组成。</w:t>
-        <w:br/>
-        <w:t>精芯信息有限公司 主要位于产业链的 上游 环节。</w:t>
-        <w:br/>
-      </w:r>
-    </w:p>
-    <w:p>
-      <w:r>
-        <w:br/>
-        <w:t>华辰资本旗下的 HC AI Innovation Fund 在最近的资产配置会议中</w:t>
-        <w:br/>
-        <w:t>讨论了 医疗科技 行业的投资机会，并对 富罳信息有限公司</w:t>
-        <w:br/>
-        <w:t>进行了重点评估。</w:t>
-        <w:br/>
-      </w:r>
-    </w:p>
-    <w:p>
-      <w:r>
-        <w:br/>
-        <w:t>从产业链角度看，医疗科技 行业主要由上游设备厂商、</w:t>
-        <w:br/>
-        <w:t>中游平台企业以及下游应用厂商组成。</w:t>
-        <w:br/>
-        <w:t>创联世纪科技有限公司 主要位于产业链的 下游 环节。</w:t>
-        <w:br/>
-      </w:r>
-    </w:p>
-    <w:tbl>
-      <w:tblPr>
-        <w:tblW w:type="auto" w:w="0"/>
-        <w:tblLook w:firstColumn="1" w:firstRow="1" w:lastColumn="0" w:lastRow="0" w:noHBand="0" w:noVBand="1" w:val="04A0"/>
-      </w:tblPr>
-      <w:tblGrid>
-        <w:gridCol w:w="2160"/>
-        <w:gridCol w:w="2160"/>
-        <w:gridCol w:w="2160"/>
-        <w:gridCol w:w="2160"/>
-      </w:tblGrid>
-      <w:tr>
-        <w:tc>
-          <w:tcPr>
-            <w:tcW w:type="dxa" w:w="2160"/>
-          </w:tcPr>
-          <w:p>
-            <w:r>
-              <w:t>公司</w:t>
-            </w:r>
-          </w:p>
-        </w:tc>
-        <w:tc>
-          <w:tcPr>
-            <w:tcW w:type="dxa" w:w="2160"/>
-          </w:tcPr>
-          <w:p>
-            <w:r>
-              <w:t>行业</w:t>
-            </w:r>
-          </w:p>
-        </w:tc>
-        <w:tc>
-          <w:tcPr>
-            <w:tcW w:type="dxa" w:w="2160"/>
-          </w:tcPr>
-          <w:p>
-            <w:r>
-              <w:t>市值</w:t>
-            </w:r>
-          </w:p>
-        </w:tc>
-        <w:tc>
-          <w:tcPr>
-            <w:tcW w:type="dxa" w:w="2160"/>
-          </w:tcPr>
-          <w:p>
-            <w:r>
-              <w:t>增长率</w:t>
-            </w:r>
-          </w:p>
-        </w:tc>
-      </w:tr>
-      <w:tr>
-        <w:tc>
-          <w:tcPr>
-            <w:tcW w:type="dxa" w:w="2160"/>
-          </w:tcPr>
-          <w:p>
-            <w:r>
-              <w:t>新宇龙信息传媒有限公司</w:t>
-            </w:r>
-          </w:p>
-        </w:tc>
-        <w:tc>
-          <w:tcPr>
-            <w:tcW w:type="dxa" w:w="2160"/>
-          </w:tcPr>
-          <w:p>
-            <w:r>
-              <w:t>机器人</w:t>
-            </w:r>
-          </w:p>
-        </w:tc>
-        <w:tc>
-          <w:tcPr>
-            <w:tcW w:type="dxa" w:w="2160"/>
-          </w:tcPr>
-          <w:p>
-            <w:r>
-              <w:t>361亿</w:t>
-            </w:r>
-          </w:p>
-        </w:tc>
-        <w:tc>
-          <w:tcPr>
-            <w:tcW w:type="dxa" w:w="2160"/>
-          </w:tcPr>
-          <w:p>
-            <w:r>
-              <w:t>30%</w:t>
-            </w:r>
-          </w:p>
-        </w:tc>
-      </w:tr>
-      <w:tr>
-        <w:tc>
-          <w:tcPr>
-            <w:tcW w:type="dxa" w:w="2160"/>
-          </w:tcPr>
-          <w:p>
-            <w:r>
-              <w:t>易动力科技有限公司</w:t>
-            </w:r>
-          </w:p>
-        </w:tc>
-        <w:tc>
-          <w:tcPr>
-            <w:tcW w:type="dxa" w:w="2160"/>
-          </w:tcPr>
-          <w:p>
-            <w:r>
-              <w:t>云计算</w:t>
-            </w:r>
-          </w:p>
-        </w:tc>
-        <w:tc>
-          <w:tcPr>
-            <w:tcW w:type="dxa" w:w="2160"/>
-          </w:tcPr>
-          <w:p>
-            <w:r>
-              <w:t>285亿</w:t>
-            </w:r>
-          </w:p>
-        </w:tc>
-        <w:tc>
-          <w:tcPr>
-            <w:tcW w:type="dxa" w:w="2160"/>
-          </w:tcPr>
-          <w:p>
-            <w:r>
-              <w:t>26%</w:t>
-            </w:r>
-          </w:p>
-        </w:tc>
-      </w:tr>
-      <w:tr>
-        <w:tc>
-          <w:tcPr>
-            <w:tcW w:type="dxa" w:w="2160"/>
-          </w:tcPr>
-          <w:p>
-            <w:r>
-              <w:t>雨林木风计算机网络有限公司</w:t>
-            </w:r>
-          </w:p>
-        </w:tc>
-        <w:tc>
-          <w:tcPr>
-            <w:tcW w:type="dxa" w:w="2160"/>
-          </w:tcPr>
-          <w:p>
-            <w:r>
-              <w:t>医疗科技</w:t>
-            </w:r>
-          </w:p>
-        </w:tc>
-        <w:tc>
-          <w:tcPr>
-            <w:tcW w:type="dxa" w:w="2160"/>
-          </w:tcPr>
-          <w:p>
-            <w:r>
-              <w:t>156亿</w:t>
-            </w:r>
-          </w:p>
-        </w:tc>
-        <w:tc>
-          <w:tcPr>
-            <w:tcW w:type="dxa" w:w="2160"/>
-          </w:tcPr>
-          <w:p>
-            <w:r>
-              <w:t>14%</w:t>
-            </w:r>
-          </w:p>
-        </w:tc>
-      </w:tr>
-      <w:tr>
-        <w:tc>
-          <w:tcPr>
-            <w:tcW w:type="dxa" w:w="2160"/>
-          </w:tcPr>
-          <w:p>
-            <w:r>
-              <w:t>鸿睿思博网络有限公司</w:t>
-            </w:r>
-          </w:p>
-        </w:tc>
-        <w:tc>
-          <w:tcPr>
-            <w:tcW w:type="dxa" w:w="2160"/>
-          </w:tcPr>
-          <w:p>
-            <w:r>
-              <w:t>新能源</w:t>
-            </w:r>
-          </w:p>
-        </w:tc>
-        <w:tc>
-          <w:tcPr>
-            <w:tcW w:type="dxa" w:w="2160"/>
-          </w:tcPr>
-          <w:p>
-            <w:r>
-              <w:t>401亿</w:t>
-            </w:r>
-          </w:p>
-        </w:tc>
-        <w:tc>
-          <w:tcPr>
-            <w:tcW w:type="dxa" w:w="2160"/>
-          </w:tcPr>
-          <w:p>
-            <w:r>
-              <w:t>20%</w:t>
-            </w:r>
-          </w:p>
-        </w:tc>
-      </w:tr>
-      <w:tr>
-        <w:tc>
-          <w:tcPr>
-            <w:tcW w:type="dxa" w:w="2160"/>
-          </w:tcPr>
-          <w:p>
-            <w:r>
-              <w:t>济南亿次元网络有限公司</w:t>
-            </w:r>
-          </w:p>
-        </w:tc>
-        <w:tc>
-          <w:tcPr>
-            <w:tcW w:type="dxa" w:w="2160"/>
-          </w:tcPr>
-          <w:p>
-            <w:r>
-              <w:t>机器人</w:t>
-            </w:r>
-          </w:p>
-        </w:tc>
-        <w:tc>
-          <w:tcPr>
-            <w:tcW w:type="dxa" w:w="2160"/>
-          </w:tcPr>
-          <w:p>
-            <w:r>
-              <w:t>321亿</w:t>
-            </w:r>
-          </w:p>
-        </w:tc>
-        <w:tc>
-          <w:tcPr>
-            <w:tcW w:type="dxa" w:w="2160"/>
-          </w:tcPr>
-          <w:p>
-            <w:r>
-              <w:t>30%</w:t>
-            </w:r>
-          </w:p>
-        </w:tc>
-      </w:tr>
-      <w:tr>
-        <w:tc>
-          <w:tcPr>
-            <w:tcW w:type="dxa" w:w="2160"/>
-          </w:tcPr>
-          <w:p>
-            <w:r>
-              <w:t>济南亿次元网络有限公司</w:t>
-            </w:r>
-          </w:p>
-        </w:tc>
-        <w:tc>
-          <w:tcPr>
-            <w:tcW w:type="dxa" w:w="2160"/>
-          </w:tcPr>
-          <w:p>
-            <w:r>
-              <w:t>机器人</w:t>
-            </w:r>
-          </w:p>
-        </w:tc>
-        <w:tc>
-          <w:tcPr>
-            <w:tcW w:type="dxa" w:w="2160"/>
-          </w:tcPr>
-          <w:p>
-            <w:r>
-              <w:t>269亿</w:t>
-            </w:r>
-          </w:p>
-        </w:tc>
-        <w:tc>
-          <w:tcPr>
-            <w:tcW w:type="dxa" w:w="2160"/>
-          </w:tcPr>
-          <w:p>
-            <w:r>
-              <w:t>18%</w:t>
-            </w:r>
-          </w:p>
-        </w:tc>
-      </w:tr>
-      <w:tr>
-        <w:tc>
-          <w:tcPr>
-            <w:tcW w:type="dxa" w:w="2160"/>
-          </w:tcPr>
-          <w:p>
-            <w:r>
-              <w:t>精芯科技有限公司</w:t>
-            </w:r>
-          </w:p>
-        </w:tc>
-        <w:tc>
-          <w:tcPr>
-            <w:tcW w:type="dxa" w:w="2160"/>
-          </w:tcPr>
-          <w:p>
-            <w:r>
-              <w:t>云计算</w:t>
-            </w:r>
-          </w:p>
-        </w:tc>
-        <w:tc>
-          <w:tcPr>
-            <w:tcW w:type="dxa" w:w="2160"/>
-          </w:tcPr>
-          <w:p>
-            <w:r>
-              <w:t>464亿</w:t>
-            </w:r>
-          </w:p>
-        </w:tc>
-        <w:tc>
-          <w:tcPr>
-            <w:tcW w:type="dxa" w:w="2160"/>
-          </w:tcPr>
-          <w:p>
-            <w:r>
-              <w:t>16%</w:t>
-            </w:r>
-          </w:p>
-        </w:tc>
-      </w:tr>
-      <w:tr>
-        <w:tc>
-          <w:tcPr>
-            <w:tcW w:type="dxa" w:w="2160"/>
-          </w:tcPr>
-          <w:p>
-            <w:r>
-              <w:t>信诚致远传媒有限公司</w:t>
-            </w:r>
-          </w:p>
-        </w:tc>
-        <w:tc>
-          <w:tcPr>
-            <w:tcW w:type="dxa" w:w="2160"/>
-          </w:tcPr>
-          <w:p>
-            <w:r>
-              <w:t>人工智能</w:t>
-            </w:r>
-          </w:p>
-        </w:tc>
-        <w:tc>
-          <w:tcPr>
-            <w:tcW w:type="dxa" w:w="2160"/>
-          </w:tcPr>
-          <w:p>
-            <w:r>
-              <w:t>246亿</w:t>
-            </w:r>
-          </w:p>
-        </w:tc>
-        <w:tc>
-          <w:tcPr>
-            <w:tcW w:type="dxa" w:w="2160"/>
-          </w:tcPr>
-          <w:p>
-            <w:r>
-              <w:t>18%</w:t>
-            </w:r>
-          </w:p>
-        </w:tc>
-      </w:tr>
-      <w:tr>
-        <w:tc>
-          <w:tcPr>
-            <w:tcW w:type="dxa" w:w="2160"/>
-          </w:tcPr>
-          <w:p>
-            <w:r>
-              <w:t>易动力科技有限公司</w:t>
-            </w:r>
-          </w:p>
-        </w:tc>
-        <w:tc>
-          <w:tcPr>
-            <w:tcW w:type="dxa" w:w="2160"/>
-          </w:tcPr>
-          <w:p>
-            <w:r>
-              <w:t>云计算</w:t>
-            </w:r>
-          </w:p>
-        </w:tc>
-        <w:tc>
-          <w:tcPr>
-            <w:tcW w:type="dxa" w:w="2160"/>
-          </w:tcPr>
-          <w:p>
-            <w:r>
-              <w:t>122亿</w:t>
-            </w:r>
-          </w:p>
-        </w:tc>
-        <w:tc>
-          <w:tcPr>
-            <w:tcW w:type="dxa" w:w="2160"/>
-          </w:tcPr>
-          <w:p>
-            <w:r>
-              <w:t>23%</w:t>
-            </w:r>
-          </w:p>
-        </w:tc>
-      </w:tr>
-      <w:tr>
-        <w:tc>
-          <w:tcPr>
-            <w:tcW w:type="dxa" w:w="2160"/>
-          </w:tcPr>
-          <w:p>
-            <w:r>
-              <w:t>银嘉信息有限公司</w:t>
-            </w:r>
-          </w:p>
-        </w:tc>
-        <w:tc>
-          <w:tcPr>
-            <w:tcW w:type="dxa" w:w="2160"/>
-          </w:tcPr>
-          <w:p>
-            <w:r>
-              <w:t>消费科技</w:t>
-            </w:r>
-          </w:p>
-        </w:tc>
-        <w:tc>
-          <w:tcPr>
-            <w:tcW w:type="dxa" w:w="2160"/>
-          </w:tcPr>
-          <w:p>
-            <w:r>
-              <w:t>126亿</w:t>
-            </w:r>
-          </w:p>
-        </w:tc>
-        <w:tc>
-          <w:tcPr>
-            <w:tcW w:type="dxa" w:w="2160"/>
-          </w:tcPr>
-          <w:p>
-            <w:r>
-              <w:t>17%</w:t>
-            </w:r>
-          </w:p>
-        </w:tc>
-      </w:tr>
-      <w:tr>
-        <w:tc>
-          <w:tcPr>
-            <w:tcW w:type="dxa" w:w="2160"/>
-          </w:tcPr>
-          <w:p>
-            <w:r>
-              <w:t>昂歌信息科技有限公司</w:t>
-            </w:r>
-          </w:p>
-        </w:tc>
-        <w:tc>
-          <w:tcPr>
-            <w:tcW w:type="dxa" w:w="2160"/>
-          </w:tcPr>
-          <w:p>
-            <w:r>
-              <w:t>消费科技</w:t>
-            </w:r>
-          </w:p>
-        </w:tc>
-        <w:tc>
-          <w:tcPr>
-            <w:tcW w:type="dxa" w:w="2160"/>
-          </w:tcPr>
-          <w:p>
-            <w:r>
-              <w:t>628亿</w:t>
-            </w:r>
-          </w:p>
-        </w:tc>
-        <w:tc>
-          <w:tcPr>
-            <w:tcW w:type="dxa" w:w="2160"/>
-          </w:tcPr>
-          <w:p>
-            <w:r>
-              <w:t>13%</w:t>
-            </w:r>
-          </w:p>
-        </w:tc>
-      </w:tr>
-      <w:tr>
-        <w:tc>
-          <w:tcPr>
-            <w:tcW w:type="dxa" w:w="2160"/>
-          </w:tcPr>
-          <w:p>
-            <w:r>
-              <w:t>天益信息有限公司</w:t>
-            </w:r>
-          </w:p>
-        </w:tc>
-        <w:tc>
-          <w:tcPr>
-            <w:tcW w:type="dxa" w:w="2160"/>
-          </w:tcPr>
-          <w:p>
-            <w:r>
-              <w:t>云计算</w:t>
-            </w:r>
-          </w:p>
-        </w:tc>
-        <w:tc>
-          <w:tcPr>
-            <w:tcW w:type="dxa" w:w="2160"/>
-          </w:tcPr>
-          <w:p>
-            <w:r>
-              <w:t>501亿</w:t>
-            </w:r>
-          </w:p>
-        </w:tc>
-        <w:tc>
-          <w:tcPr>
-            <w:tcW w:type="dxa" w:w="2160"/>
-          </w:tcPr>
-          <w:p>
-            <w:r>
-              <w:t>9%</w:t>
-            </w:r>
-          </w:p>
-        </w:tc>
-      </w:tr>
-      <w:tr>
-        <w:tc>
-          <w:tcPr>
-            <w:tcW w:type="dxa" w:w="2160"/>
-          </w:tcPr>
-          <w:p>
-            <w:r>
-              <w:t>昂歌信息科技有限公司</w:t>
-            </w:r>
-          </w:p>
-        </w:tc>
-        <w:tc>
-          <w:tcPr>
-            <w:tcW w:type="dxa" w:w="2160"/>
-          </w:tcPr>
-          <w:p>
-            <w:r>
-              <w:t>消费科技</w:t>
-            </w:r>
-          </w:p>
-        </w:tc>
-        <w:tc>
-          <w:tcPr>
-            <w:tcW w:type="dxa" w:w="2160"/>
-          </w:tcPr>
-          <w:p>
-            <w:r>
-              <w:t>161亿</w:t>
-            </w:r>
-          </w:p>
-        </w:tc>
-        <w:tc>
-          <w:tcPr>
-            <w:tcW w:type="dxa" w:w="2160"/>
-          </w:tcPr>
-          <w:p>
-            <w:r>
-              <w:t>22%</w:t>
-            </w:r>
-          </w:p>
-        </w:tc>
-      </w:tr>
-      <w:tr>
-        <w:tc>
-          <w:tcPr>
-            <w:tcW w:type="dxa" w:w="2160"/>
-          </w:tcPr>
-          <w:p>
-            <w:r>
-              <w:t>东方峻景传媒有限公司</w:t>
-            </w:r>
-          </w:p>
-        </w:tc>
-        <w:tc>
-          <w:tcPr>
-            <w:tcW w:type="dxa" w:w="2160"/>
-          </w:tcPr>
-          <w:p>
-            <w:r>
-              <w:t>新能源</w:t>
-            </w:r>
-          </w:p>
-        </w:tc>
-        <w:tc>
-          <w:tcPr>
-            <w:tcW w:type="dxa" w:w="2160"/>
-          </w:tcPr>
-          <w:p>
-            <w:r>
-              <w:t>684亿</w:t>
-            </w:r>
-          </w:p>
-        </w:tc>
-        <w:tc>
-          <w:tcPr>
-            <w:tcW w:type="dxa" w:w="2160"/>
-          </w:tcPr>
-          <w:p>
-            <w:r>
-              <w:t>11%</w:t>
-            </w:r>
-          </w:p>
-        </w:tc>
-      </w:tr>
-      <w:tr>
-        <w:tc>
-          <w:tcPr>
-            <w:tcW w:type="dxa" w:w="2160"/>
-          </w:tcPr>
-          <w:p>
-            <w:r>
-              <w:t>精芯科技有限公司</w:t>
-            </w:r>
-          </w:p>
-        </w:tc>
-        <w:tc>
-          <w:tcPr>
-            <w:tcW w:type="dxa" w:w="2160"/>
-          </w:tcPr>
-          <w:p>
-            <w:r>
-              <w:t>云计算</w:t>
-            </w:r>
-          </w:p>
-        </w:tc>
-        <w:tc>
-          <w:tcPr>
-            <w:tcW w:type="dxa" w:w="2160"/>
-          </w:tcPr>
-          <w:p>
-            <w:r>
-              <w:t>763亿</w:t>
-            </w:r>
-          </w:p>
-        </w:tc>
-        <w:tc>
-          <w:tcPr>
-            <w:tcW w:type="dxa" w:w="2160"/>
-          </w:tcPr>
-          <w:p>
-            <w:r>
-              <w:t>28%</w:t>
-            </w:r>
-          </w:p>
-        </w:tc>
-      </w:tr>
-    </w:tbl>
-    <w:p>
-      <w:pPr>
-        <w:pStyle w:val="Heading1"/>
-      </w:pPr>
-      <w:r>
-        <w:t>行业分析 4</w:t>
-      </w:r>
-    </w:p>
-    <w:p>
-      <w:r>
-        <w:br/>
-        <w:t>从产业链角度看，云计算 行业主要由上游设备厂商、</w:t>
-        <w:br/>
-        <w:t>中游平台企业以及下游应用厂商组成。</w:t>
-        <w:br/>
-        <w:t>国讯网络有限公司 主要位于产业链的 下游 环节。</w:t>
-        <w:br/>
-      </w:r>
-    </w:p>
-    <w:p>
-      <w:r>
-        <w:br/>
-        <w:t>华辰资本旗下的 HC Global Macro Fund 在最近的资产配置会议中</w:t>
-        <w:br/>
-        <w:t>讨论了 医疗科技 行业的投资机会，并对 雨林木风计算机网络有限公司</w:t>
-        <w:br/>
-        <w:t>进行了重点评估。</w:t>
-        <w:br/>
-      </w:r>
-    </w:p>
-    <w:p>
-      <w:r>
-        <w:br/>
-        <w:t>根据内部财务模型测算，创联世纪科技有限公司 在未来三年</w:t>
-        <w:br/>
-        <w:t>收入复合增长率预计可达到 11% 左右。</w:t>
-        <w:br/>
-        <w:t>该预测基于行业需求增长以及公司产能扩张计划。</w:t>
-        <w:br/>
-      </w:r>
-    </w:p>
-    <w:p>
-      <w:r>
-        <w:br/>
-        <w:t>华辰资本旗下的 HC Quant Arbitrage Fund 在最近的资产配置会议中</w:t>
-        <w:br/>
-        <w:t>讨论了 消费科技 行业的投资机会，并对 南康网络有限公司</w:t>
-        <w:br/>
-        <w:t>进行了重点评估。</w:t>
-        <w:br/>
-      </w:r>
-    </w:p>
-    <w:p>
-      <w:r>
-        <w:br/>
-        <w:t>根据内部财务模型测算，易动力科技有限公司 在未来三年</w:t>
-        <w:br/>
-        <w:t>收入复合增长率预计可达到 11% 左右。</w:t>
-        <w:br/>
-        <w:t>该预测基于行业需求增长以及公司产能扩张计划。</w:t>
-        <w:br/>
-      </w:r>
-    </w:p>
-    <w:p>
-      <w:r>
-        <w:br/>
-        <w:t>华辰资本旗下的 HC Energy Transition Fund 在最近的资产配置会议中</w:t>
-        <w:br/>
-        <w:t>讨论了 机器人 行业的投资机会，并对 新宇龙信息传媒有限公司</w:t>
-        <w:br/>
-        <w:t>进行了重点评估。</w:t>
-        <w:br/>
-      </w:r>
-    </w:p>
-    <w:p>
-      <w:r>
-        <w:br/>
-        <w:t>华辰资本旗下的 HC AI Innovation Fund 在最近的资产配置会议中</w:t>
-        <w:br/>
-        <w:t>讨论了 消费科技 行业的投资机会，并对 和泰传媒有限公司</w:t>
-        <w:br/>
-        <w:t>进行了重点评估。</w:t>
-        <w:br/>
-      </w:r>
-    </w:p>
-    <w:p>
-      <w:r>
-        <w:br/>
-        <w:t>华辰资本旗下的 HC Global Macro Fund 在最近的资产配置会议中</w:t>
-        <w:br/>
-        <w:t>讨论了 新能源 行业的投资机会，并对 鸿睿思博网络有限公司</w:t>
-        <w:br/>
-        <w:t>进行了重点评估。</w:t>
-        <w:br/>
-      </w:r>
-    </w:p>
-    <w:tbl>
-      <w:tblPr>
-        <w:tblW w:type="auto" w:w="0"/>
-        <w:tblLook w:firstColumn="1" w:firstRow="1" w:lastColumn="0" w:lastRow="0" w:noHBand="0" w:noVBand="1" w:val="04A0"/>
-      </w:tblPr>
-      <w:tblGrid>
-        <w:gridCol w:w="2160"/>
-        <w:gridCol w:w="2160"/>
-        <w:gridCol w:w="2160"/>
-        <w:gridCol w:w="2160"/>
-      </w:tblGrid>
-      <w:tr>
-        <w:tc>
-          <w:tcPr>
-            <w:tcW w:type="dxa" w:w="2160"/>
-          </w:tcPr>
-          <w:p>
-            <w:r>
-              <w:t>公司</w:t>
-            </w:r>
-          </w:p>
-        </w:tc>
-        <w:tc>
-          <w:tcPr>
-            <w:tcW w:type="dxa" w:w="2160"/>
-          </w:tcPr>
-          <w:p>
-            <w:r>
-              <w:t>行业</w:t>
-            </w:r>
-          </w:p>
-        </w:tc>
-        <w:tc>
-          <w:tcPr>
-            <w:tcW w:type="dxa" w:w="2160"/>
-          </w:tcPr>
-          <w:p>
-            <w:r>
-              <w:t>市值</w:t>
-            </w:r>
-          </w:p>
-        </w:tc>
-        <w:tc>
-          <w:tcPr>
-            <w:tcW w:type="dxa" w:w="2160"/>
-          </w:tcPr>
-          <w:p>
-            <w:r>
-              <w:t>增长率</w:t>
-            </w:r>
-          </w:p>
-        </w:tc>
-      </w:tr>
-      <w:tr>
-        <w:tc>
-          <w:tcPr>
-            <w:tcW w:type="dxa" w:w="2160"/>
-          </w:tcPr>
-          <w:p>
-            <w:r>
-              <w:t>快讯网络有限公司</w:t>
-            </w:r>
-          </w:p>
-        </w:tc>
-        <w:tc>
-          <w:tcPr>
-            <w:tcW w:type="dxa" w:w="2160"/>
-          </w:tcPr>
-          <w:p>
-            <w:r>
-              <w:t>新能源</w:t>
-            </w:r>
-          </w:p>
-        </w:tc>
-        <w:tc>
-          <w:tcPr>
-            <w:tcW w:type="dxa" w:w="2160"/>
-          </w:tcPr>
-          <w:p>
-            <w:r>
-              <w:t>148亿</w:t>
-            </w:r>
-          </w:p>
-        </w:tc>
-        <w:tc>
-          <w:tcPr>
-            <w:tcW w:type="dxa" w:w="2160"/>
-          </w:tcPr>
-          <w:p>
-            <w:r>
-              <w:t>20%</w:t>
-            </w:r>
-          </w:p>
-        </w:tc>
-      </w:tr>
-      <w:tr>
-        <w:tc>
-          <w:tcPr>
-            <w:tcW w:type="dxa" w:w="2160"/>
-          </w:tcPr>
-          <w:p>
-            <w:r>
-              <w:t>易动力科技有限公司</w:t>
-            </w:r>
-          </w:p>
-        </w:tc>
-        <w:tc>
-          <w:tcPr>
-            <w:tcW w:type="dxa" w:w="2160"/>
-          </w:tcPr>
-          <w:p>
-            <w:r>
-              <w:t>云计算</w:t>
-            </w:r>
-          </w:p>
-        </w:tc>
-        <w:tc>
-          <w:tcPr>
-            <w:tcW w:type="dxa" w:w="2160"/>
-          </w:tcPr>
-          <w:p>
-            <w:r>
-              <w:t>770亿</w:t>
-            </w:r>
-          </w:p>
-        </w:tc>
-        <w:tc>
-          <w:tcPr>
-            <w:tcW w:type="dxa" w:w="2160"/>
-          </w:tcPr>
-          <w:p>
-            <w:r>
-              <w:t>15%</w:t>
-            </w:r>
-          </w:p>
-        </w:tc>
-      </w:tr>
-      <w:tr>
-        <w:tc>
-          <w:tcPr>
-            <w:tcW w:type="dxa" w:w="2160"/>
-          </w:tcPr>
-          <w:p>
-            <w:r>
-              <w:t>天益信息有限公司</w:t>
-            </w:r>
-          </w:p>
-        </w:tc>
-        <w:tc>
-          <w:tcPr>
-            <w:tcW w:type="dxa" w:w="2160"/>
-          </w:tcPr>
-          <w:p>
-            <w:r>
-              <w:t>云计算</w:t>
-            </w:r>
-          </w:p>
-        </w:tc>
-        <w:tc>
-          <w:tcPr>
-            <w:tcW w:type="dxa" w:w="2160"/>
-          </w:tcPr>
-          <w:p>
-            <w:r>
-              <w:t>749亿</w:t>
-            </w:r>
-          </w:p>
-        </w:tc>
-        <w:tc>
-          <w:tcPr>
-            <w:tcW w:type="dxa" w:w="2160"/>
-          </w:tcPr>
-          <w:p>
-            <w:r>
-              <w:t>18%</w:t>
-            </w:r>
-          </w:p>
-        </w:tc>
-      </w:tr>
-      <w:tr>
-        <w:tc>
-          <w:tcPr>
-            <w:tcW w:type="dxa" w:w="2160"/>
-          </w:tcPr>
-          <w:p>
-            <w:r>
-              <w:t>银嘉信息有限公司</w:t>
-            </w:r>
-          </w:p>
-        </w:tc>
-        <w:tc>
-          <w:tcPr>
-            <w:tcW w:type="dxa" w:w="2160"/>
-          </w:tcPr>
-          <w:p>
-            <w:r>
-              <w:t>消费科技</w:t>
-            </w:r>
-          </w:p>
-        </w:tc>
-        <w:tc>
-          <w:tcPr>
-            <w:tcW w:type="dxa" w:w="2160"/>
-          </w:tcPr>
-          <w:p>
-            <w:r>
-              <w:t>673亿</w:t>
-            </w:r>
-          </w:p>
-        </w:tc>
-        <w:tc>
-          <w:tcPr>
-            <w:tcW w:type="dxa" w:w="2160"/>
-          </w:tcPr>
-          <w:p>
-            <w:r>
-              <w:t>30%</w:t>
-            </w:r>
-          </w:p>
-        </w:tc>
-      </w:tr>
-      <w:tr>
-        <w:tc>
-          <w:tcPr>
-            <w:tcW w:type="dxa" w:w="2160"/>
-          </w:tcPr>
-          <w:p>
-            <w:r>
-              <w:t>精芯信息有限公司</w:t>
-            </w:r>
-          </w:p>
-        </w:tc>
-        <w:tc>
-          <w:tcPr>
-            <w:tcW w:type="dxa" w:w="2160"/>
-          </w:tcPr>
-          <w:p>
-            <w:r>
-              <w:t>消费科技</w:t>
-            </w:r>
-          </w:p>
-        </w:tc>
-        <w:tc>
-          <w:tcPr>
-            <w:tcW w:type="dxa" w:w="2160"/>
-          </w:tcPr>
-          <w:p>
-            <w:r>
-              <w:t>393亿</w:t>
-            </w:r>
-          </w:p>
-        </w:tc>
-        <w:tc>
-          <w:tcPr>
-            <w:tcW w:type="dxa" w:w="2160"/>
-          </w:tcPr>
-          <w:p>
-            <w:r>
-              <w:t>27%</w:t>
-            </w:r>
-          </w:p>
-        </w:tc>
-      </w:tr>
-      <w:tr>
-        <w:tc>
-          <w:tcPr>
-            <w:tcW w:type="dxa" w:w="2160"/>
-          </w:tcPr>
-          <w:p>
-            <w:r>
-              <w:t>天益科技有限公司</w:t>
-            </w:r>
-          </w:p>
-        </w:tc>
-        <w:tc>
-          <w:tcPr>
-            <w:tcW w:type="dxa" w:w="2160"/>
-          </w:tcPr>
-          <w:p>
-            <w:r>
-              <w:t>半导体</w:t>
-            </w:r>
-          </w:p>
-        </w:tc>
-        <w:tc>
-          <w:tcPr>
-            <w:tcW w:type="dxa" w:w="2160"/>
-          </w:tcPr>
-          <w:p>
-            <w:r>
-              <w:t>593亿</w:t>
-            </w:r>
-          </w:p>
-        </w:tc>
-        <w:tc>
-          <w:tcPr>
-            <w:tcW w:type="dxa" w:w="2160"/>
-          </w:tcPr>
-          <w:p>
-            <w:r>
-              <w:t>14%</w:t>
-            </w:r>
-          </w:p>
-        </w:tc>
-      </w:tr>
-      <w:tr>
-        <w:tc>
-          <w:tcPr>
-            <w:tcW w:type="dxa" w:w="2160"/>
-          </w:tcPr>
-          <w:p>
-            <w:r>
-              <w:t>艾提科信科技有限公司</w:t>
-            </w:r>
-          </w:p>
-        </w:tc>
-        <w:tc>
-          <w:tcPr>
-            <w:tcW w:type="dxa" w:w="2160"/>
-          </w:tcPr>
-          <w:p>
-            <w:r>
-              <w:t>机器人</w:t>
-            </w:r>
-          </w:p>
-        </w:tc>
-        <w:tc>
-          <w:tcPr>
-            <w:tcW w:type="dxa" w:w="2160"/>
-          </w:tcPr>
-          <w:p>
-            <w:r>
-              <w:t>368亿</w:t>
-            </w:r>
-          </w:p>
-        </w:tc>
-        <w:tc>
-          <w:tcPr>
-            <w:tcW w:type="dxa" w:w="2160"/>
-          </w:tcPr>
-          <w:p>
-            <w:r>
-              <w:t>17%</w:t>
-            </w:r>
-          </w:p>
-        </w:tc>
-      </w:tr>
-      <w:tr>
-        <w:tc>
-          <w:tcPr>
-            <w:tcW w:type="dxa" w:w="2160"/>
-          </w:tcPr>
-          <w:p>
-            <w:r>
-              <w:t>和泰科技有限公司</w:t>
-            </w:r>
-          </w:p>
-        </w:tc>
-        <w:tc>
-          <w:tcPr>
-            <w:tcW w:type="dxa" w:w="2160"/>
-          </w:tcPr>
-          <w:p>
-            <w:r>
-              <w:t>人工智能</w:t>
-            </w:r>
-          </w:p>
-        </w:tc>
-        <w:tc>
-          <w:tcPr>
-            <w:tcW w:type="dxa" w:w="2160"/>
-          </w:tcPr>
-          <w:p>
-            <w:r>
-              <w:t>447亿</w:t>
-            </w:r>
-          </w:p>
-        </w:tc>
-        <w:tc>
-          <w:tcPr>
-            <w:tcW w:type="dxa" w:w="2160"/>
-          </w:tcPr>
-          <w:p>
-            <w:r>
-              <w:t>11%</w:t>
-            </w:r>
-          </w:p>
-        </w:tc>
-      </w:tr>
-      <w:tr>
-        <w:tc>
-          <w:tcPr>
-            <w:tcW w:type="dxa" w:w="2160"/>
-          </w:tcPr>
-          <w:p>
-            <w:r>
-              <w:t>立信电子网络有限公司</w:t>
-            </w:r>
-          </w:p>
-        </w:tc>
-        <w:tc>
-          <w:tcPr>
-            <w:tcW w:type="dxa" w:w="2160"/>
-          </w:tcPr>
-          <w:p>
-            <w:r>
-              <w:t>云计算</w:t>
-            </w:r>
-          </w:p>
-        </w:tc>
-        <w:tc>
-          <w:tcPr>
-            <w:tcW w:type="dxa" w:w="2160"/>
-          </w:tcPr>
-          <w:p>
-            <w:r>
-              <w:t>705亿</w:t>
-            </w:r>
-          </w:p>
-        </w:tc>
-        <w:tc>
-          <w:tcPr>
-            <w:tcW w:type="dxa" w:w="2160"/>
-          </w:tcPr>
-          <w:p>
-            <w:r>
-              <w:t>15%</w:t>
-            </w:r>
-          </w:p>
-        </w:tc>
-      </w:tr>
-      <w:tr>
-        <w:tc>
-          <w:tcPr>
-            <w:tcW w:type="dxa" w:w="2160"/>
-          </w:tcPr>
-          <w:p>
-            <w:r>
-              <w:t>济南亿次元网络有限公司</w:t>
-            </w:r>
-          </w:p>
-        </w:tc>
-        <w:tc>
-          <w:tcPr>
-            <w:tcW w:type="dxa" w:w="2160"/>
-          </w:tcPr>
-          <w:p>
-            <w:r>
-              <w:t>机器人</w:t>
-            </w:r>
-          </w:p>
-        </w:tc>
-        <w:tc>
-          <w:tcPr>
-            <w:tcW w:type="dxa" w:w="2160"/>
-          </w:tcPr>
-          <w:p>
-            <w:r>
-              <w:t>790亿</w:t>
-            </w:r>
-          </w:p>
-        </w:tc>
-        <w:tc>
-          <w:tcPr>
-            <w:tcW w:type="dxa" w:w="2160"/>
-          </w:tcPr>
-          <w:p>
-            <w:r>
-              <w:t>11%</w:t>
-            </w:r>
-          </w:p>
-        </w:tc>
-      </w:tr>
-      <w:tr>
-        <w:tc>
-          <w:tcPr>
-            <w:tcW w:type="dxa" w:w="2160"/>
-          </w:tcPr>
-          <w:p>
-            <w:r>
-              <w:t>鸿睿思博网络有限公司</w:t>
-            </w:r>
-          </w:p>
-        </w:tc>
-        <w:tc>
-          <w:tcPr>
-            <w:tcW w:type="dxa" w:w="2160"/>
-          </w:tcPr>
-          <w:p>
-            <w:r>
-              <w:t>新能源</w:t>
-            </w:r>
-          </w:p>
-        </w:tc>
-        <w:tc>
-          <w:tcPr>
-            <w:tcW w:type="dxa" w:w="2160"/>
-          </w:tcPr>
-          <w:p>
-            <w:r>
-              <w:t>673亿</w:t>
-            </w:r>
-          </w:p>
-        </w:tc>
-        <w:tc>
-          <w:tcPr>
-            <w:tcW w:type="dxa" w:w="2160"/>
-          </w:tcPr>
-          <w:p>
-            <w:r>
-              <w:t>19%</w:t>
-            </w:r>
-          </w:p>
-        </w:tc>
-      </w:tr>
-      <w:tr>
-        <w:tc>
-          <w:tcPr>
-            <w:tcW w:type="dxa" w:w="2160"/>
-          </w:tcPr>
-          <w:p>
-            <w:r>
-              <w:t>济南亿次元网络有限公司</w:t>
-            </w:r>
-          </w:p>
-        </w:tc>
-        <w:tc>
-          <w:tcPr>
-            <w:tcW w:type="dxa" w:w="2160"/>
-          </w:tcPr>
-          <w:p>
-            <w:r>
-              <w:t>机器人</w:t>
-            </w:r>
-          </w:p>
-        </w:tc>
-        <w:tc>
-          <w:tcPr>
-            <w:tcW w:type="dxa" w:w="2160"/>
-          </w:tcPr>
-          <w:p>
-            <w:r>
-              <w:t>295亿</w:t>
-            </w:r>
-          </w:p>
-        </w:tc>
-        <w:tc>
-          <w:tcPr>
-            <w:tcW w:type="dxa" w:w="2160"/>
-          </w:tcPr>
-          <w:p>
-            <w:r>
-              <w:t>19%</w:t>
-            </w:r>
-          </w:p>
-        </w:tc>
-      </w:tr>
-      <w:tr>
-        <w:tc>
-          <w:tcPr>
-            <w:tcW w:type="dxa" w:w="2160"/>
-          </w:tcPr>
-          <w:p>
-            <w:r>
-              <w:t>九方信息有限公司</w:t>
-            </w:r>
-          </w:p>
-        </w:tc>
-        <w:tc>
-          <w:tcPr>
-            <w:tcW w:type="dxa" w:w="2160"/>
-          </w:tcPr>
-          <w:p>
-            <w:r>
-              <w:t>新能源</w:t>
-            </w:r>
-          </w:p>
-        </w:tc>
-        <w:tc>
-          <w:tcPr>
-            <w:tcW w:type="dxa" w:w="2160"/>
-          </w:tcPr>
-          <w:p>
-            <w:r>
-              <w:t>659亿</w:t>
-            </w:r>
-          </w:p>
-        </w:tc>
-        <w:tc>
-          <w:tcPr>
-            <w:tcW w:type="dxa" w:w="2160"/>
-          </w:tcPr>
-          <w:p>
-            <w:r>
-              <w:t>22%</w:t>
-            </w:r>
-          </w:p>
-        </w:tc>
-      </w:tr>
-      <w:tr>
-        <w:tc>
-          <w:tcPr>
-            <w:tcW w:type="dxa" w:w="2160"/>
-          </w:tcPr>
-          <w:p>
-            <w:r>
-              <w:t>创亿信息有限公司</w:t>
-            </w:r>
-          </w:p>
-        </w:tc>
-        <w:tc>
-          <w:tcPr>
-            <w:tcW w:type="dxa" w:w="2160"/>
-          </w:tcPr>
-          <w:p>
-            <w:r>
-              <w:t>医疗科技</w:t>
-            </w:r>
-          </w:p>
-        </w:tc>
-        <w:tc>
-          <w:tcPr>
-            <w:tcW w:type="dxa" w:w="2160"/>
-          </w:tcPr>
-          <w:p>
-            <w:r>
-              <w:t>621亿</w:t>
-            </w:r>
-          </w:p>
-        </w:tc>
-        <w:tc>
-          <w:tcPr>
-            <w:tcW w:type="dxa" w:w="2160"/>
-          </w:tcPr>
-          <w:p>
-            <w:r>
-              <w:t>25%</w:t>
-            </w:r>
-          </w:p>
-        </w:tc>
-      </w:tr>
-      <w:tr>
-        <w:tc>
-          <w:tcPr>
-            <w:tcW w:type="dxa" w:w="2160"/>
-          </w:tcPr>
-          <w:p>
-            <w:r>
-              <w:t>精芯科技有限公司</w:t>
-            </w:r>
-          </w:p>
-        </w:tc>
-        <w:tc>
-          <w:tcPr>
-            <w:tcW w:type="dxa" w:w="2160"/>
-          </w:tcPr>
-          <w:p>
-            <w:r>
-              <w:t>云计算</w:t>
-            </w:r>
-          </w:p>
-        </w:tc>
-        <w:tc>
-          <w:tcPr>
-            <w:tcW w:type="dxa" w:w="2160"/>
-          </w:tcPr>
-          <w:p>
-            <w:r>
-              <w:t>521亿</w:t>
-            </w:r>
-          </w:p>
-        </w:tc>
-        <w:tc>
-          <w:tcPr>
-            <w:tcW w:type="dxa" w:w="2160"/>
-          </w:tcPr>
-          <w:p>
-            <w:r>
-              <w:t>20%</w:t>
-            </w:r>
-          </w:p>
-        </w:tc>
-      </w:tr>
-    </w:tbl>
-    <w:p>
-      <w:pPr>
-        <w:pStyle w:val="Heading1"/>
-      </w:pPr>
-      <w:r>
-        <w:t>行业分析 5</w:t>
-      </w:r>
-    </w:p>
-    <w:p>
-      <w:r>
-        <w:br/>
-        <w:t>富罳信息有限公司 是中国 医疗科技 行业的重要企业之一。</w:t>
-        <w:br/>
-        <w:t>根据华辰资本 资产配置委员会 的研究，该公司成立于 2018 年，</w:t>
-        <w:br/>
-        <w:t>目前员工规模约 2035 人。公司近年来持续加大研发投入，</w:t>
+        <w:t>目前员工规模约 7579 人。公司近年来持续加大研发投入，</w:t>
         <w:br/>
         <w:t>在核心技术方面形成了较强的竞争壁垒。</w:t>
         <w:br/>
@@ -3156,77 +2446,11 @@
     <w:p>
       <w:r>
         <w:br/>
-        <w:t>从产业链角度看，机器人 行业主要由上游设备厂商、</w:t>
+        <w:t>明腾传媒有限公司 是中国 人工智能 行业的重要企业之一。</w:t>
         <w:br/>
-        <w:t>中游平台企业以及下游应用厂商组成。</w:t>
+        <w:t>根据华辰资本 投资策略部 的研究，该公司成立于 2011 年，</w:t>
         <w:br/>
-        <w:t>济南亿次元网络有限公司 主要位于产业链的 中游 环节。</w:t>
-        <w:br/>
-      </w:r>
-    </w:p>
-    <w:p>
-      <w:r>
-        <w:br/>
-        <w:t>风险管理部认为，医疗科技 行业仍然面临若干</w:t>
-        <w:br/>
-        <w:t>不确定性因素，包括技术迭代风险、政策变化、</w:t>
-        <w:br/>
-        <w:t>以及市场竞争加剧等问题。</w:t>
-        <w:br/>
-      </w:r>
-    </w:p>
-    <w:p>
-      <w:r>
-        <w:br/>
-        <w:t>从产业链角度看，人工智能 行业主要由上游设备厂商、</w:t>
-        <w:br/>
-        <w:t>中游平台企业以及下游应用厂商组成。</w:t>
-        <w:br/>
-        <w:t>迪摩科技有限公司 主要位于产业链的 上游 环节。</w:t>
-        <w:br/>
-      </w:r>
-    </w:p>
-    <w:p>
-      <w:r>
-        <w:br/>
-        <w:t>从产业链角度看，人工智能 行业主要由上游设备厂商、</w:t>
-        <w:br/>
-        <w:t>中游平台企业以及下游应用厂商组成。</w:t>
-        <w:br/>
-        <w:t>信诚致远传媒有限公司 主要位于产业链的 上游 环节。</w:t>
-        <w:br/>
-      </w:r>
-    </w:p>
-    <w:p>
-      <w:r>
-        <w:br/>
-        <w:t>风险管理部认为，消费科技 行业仍然面临若干</w:t>
-        <w:br/>
-        <w:t>不确定性因素，包括技术迭代风险、政策变化、</w:t>
-        <w:br/>
-        <w:t>以及市场竞争加剧等问题。</w:t>
-        <w:br/>
-      </w:r>
-    </w:p>
-    <w:p>
-      <w:r>
-        <w:br/>
-        <w:t>从产业链角度看，医疗科技 行业主要由上游设备厂商、</w:t>
-        <w:br/>
-        <w:t>中游平台企业以及下游应用厂商组成。</w:t>
-        <w:br/>
-        <w:t>创亿信息有限公司 主要位于产业链的 中游 环节。</w:t>
-        <w:br/>
-      </w:r>
-    </w:p>
-    <w:p>
-      <w:r>
-        <w:br/>
-        <w:t>南康网络有限公司 是中国 消费科技 行业的重要企业之一。</w:t>
-        <w:br/>
-        <w:t>根据华辰资本 投资策略部 的研究，该公司成立于 2012 年，</w:t>
-        <w:br/>
-        <w:t>目前员工规模约 4254 人。公司近年来持续加大研发投入，</w:t>
+        <w:t>目前员工规模约 2688 人。公司近年来持续加大研发投入，</w:t>
         <w:br/>
         <w:t>在核心技术方面形成了较强的竞争壁垒。</w:t>
         <w:br/>
@@ -3292,37 +2516,37 @@
           </w:tcPr>
           <w:p>
             <w:r>
-              <w:t>新宇龙信息传媒有限公司</w:t>
-            </w:r>
-          </w:p>
-        </w:tc>
-        <w:tc>
-          <w:tcPr>
-            <w:tcW w:type="dxa" w:w="2160"/>
-          </w:tcPr>
-          <w:p>
-            <w:r>
-              <w:t>机器人</w:t>
-            </w:r>
-          </w:p>
-        </w:tc>
-        <w:tc>
-          <w:tcPr>
-            <w:tcW w:type="dxa" w:w="2160"/>
-          </w:tcPr>
-          <w:p>
-            <w:r>
-              <w:t>227亿</w:t>
-            </w:r>
-          </w:p>
-        </w:tc>
-        <w:tc>
-          <w:tcPr>
-            <w:tcW w:type="dxa" w:w="2160"/>
-          </w:tcPr>
-          <w:p>
-            <w:r>
-              <w:t>26%</w:t>
+              <w:t>信诚致远科技有限公司</w:t>
+            </w:r>
+          </w:p>
+        </w:tc>
+        <w:tc>
+          <w:tcPr>
+            <w:tcW w:type="dxa" w:w="2160"/>
+          </w:tcPr>
+          <w:p>
+            <w:r>
+              <w:t>云计算</w:t>
+            </w:r>
+          </w:p>
+        </w:tc>
+        <w:tc>
+          <w:tcPr>
+            <w:tcW w:type="dxa" w:w="2160"/>
+          </w:tcPr>
+          <w:p>
+            <w:r>
+              <w:t>440亿</w:t>
+            </w:r>
+          </w:p>
+        </w:tc>
+        <w:tc>
+          <w:tcPr>
+            <w:tcW w:type="dxa" w:w="2160"/>
+          </w:tcPr>
+          <w:p>
+            <w:r>
+              <w:t>6%</w:t>
             </w:r>
           </w:p>
         </w:tc>
@@ -3334,37 +2558,37 @@
           </w:tcPr>
           <w:p>
             <w:r>
-              <w:t>立信电子网络有限公司</w:t>
-            </w:r>
-          </w:p>
-        </w:tc>
-        <w:tc>
-          <w:tcPr>
-            <w:tcW w:type="dxa" w:w="2160"/>
-          </w:tcPr>
-          <w:p>
-            <w:r>
-              <w:t>云计算</w:t>
-            </w:r>
-          </w:p>
-        </w:tc>
-        <w:tc>
-          <w:tcPr>
-            <w:tcW w:type="dxa" w:w="2160"/>
-          </w:tcPr>
-          <w:p>
-            <w:r>
-              <w:t>189亿</w:t>
-            </w:r>
-          </w:p>
-        </w:tc>
-        <w:tc>
-          <w:tcPr>
-            <w:tcW w:type="dxa" w:w="2160"/>
-          </w:tcPr>
-          <w:p>
-            <w:r>
-              <w:t>17%</w:t>
+              <w:t>华泰通安网络有限公司</w:t>
+            </w:r>
+          </w:p>
+        </w:tc>
+        <w:tc>
+          <w:tcPr>
+            <w:tcW w:type="dxa" w:w="2160"/>
+          </w:tcPr>
+          <w:p>
+            <w:r>
+              <w:t>半导体</w:t>
+            </w:r>
+          </w:p>
+        </w:tc>
+        <w:tc>
+          <w:tcPr>
+            <w:tcW w:type="dxa" w:w="2160"/>
+          </w:tcPr>
+          <w:p>
+            <w:r>
+              <w:t>181亿</w:t>
+            </w:r>
+          </w:p>
+        </w:tc>
+        <w:tc>
+          <w:tcPr>
+            <w:tcW w:type="dxa" w:w="2160"/>
+          </w:tcPr>
+          <w:p>
+            <w:r>
+              <w:t>10%</w:t>
             </w:r>
           </w:p>
         </w:tc>
@@ -3376,37 +2600,37 @@
           </w:tcPr>
           <w:p>
             <w:r>
-              <w:t>兰金电子网络有限公司</w:t>
-            </w:r>
-          </w:p>
-        </w:tc>
-        <w:tc>
-          <w:tcPr>
-            <w:tcW w:type="dxa" w:w="2160"/>
-          </w:tcPr>
-          <w:p>
-            <w:r>
-              <w:t>消费科技</w:t>
-            </w:r>
-          </w:p>
-        </w:tc>
-        <w:tc>
-          <w:tcPr>
-            <w:tcW w:type="dxa" w:w="2160"/>
-          </w:tcPr>
-          <w:p>
-            <w:r>
-              <w:t>490亿</w:t>
-            </w:r>
-          </w:p>
-        </w:tc>
-        <w:tc>
-          <w:tcPr>
-            <w:tcW w:type="dxa" w:w="2160"/>
-          </w:tcPr>
-          <w:p>
-            <w:r>
-              <w:t>17%</w:t>
+              <w:t>方正科技传媒有限公司</w:t>
+            </w:r>
+          </w:p>
+        </w:tc>
+        <w:tc>
+          <w:tcPr>
+            <w:tcW w:type="dxa" w:w="2160"/>
+          </w:tcPr>
+          <w:p>
+            <w:r>
+              <w:t>人工智能</w:t>
+            </w:r>
+          </w:p>
+        </w:tc>
+        <w:tc>
+          <w:tcPr>
+            <w:tcW w:type="dxa" w:w="2160"/>
+          </w:tcPr>
+          <w:p>
+            <w:r>
+              <w:t>616亿</w:t>
+            </w:r>
+          </w:p>
+        </w:tc>
+        <w:tc>
+          <w:tcPr>
+            <w:tcW w:type="dxa" w:w="2160"/>
+          </w:tcPr>
+          <w:p>
+            <w:r>
+              <w:t>5%</w:t>
             </w:r>
           </w:p>
         </w:tc>
@@ -3418,7 +2642,7 @@
           </w:tcPr>
           <w:p>
             <w:r>
-              <w:t>九方信息有限公司</w:t>
+              <w:t>创汇传媒有限公司</w:t>
             </w:r>
           </w:p>
         </w:tc>
@@ -3438,17 +2662,17 @@
           </w:tcPr>
           <w:p>
             <w:r>
-              <w:t>159亿</w:t>
-            </w:r>
-          </w:p>
-        </w:tc>
-        <w:tc>
-          <w:tcPr>
-            <w:tcW w:type="dxa" w:w="2160"/>
-          </w:tcPr>
-          <w:p>
-            <w:r>
-              <w:t>5%</w:t>
+              <w:t>390亿</w:t>
+            </w:r>
+          </w:p>
+        </w:tc>
+        <w:tc>
+          <w:tcPr>
+            <w:tcW w:type="dxa" w:w="2160"/>
+          </w:tcPr>
+          <w:p>
+            <w:r>
+              <w:t>10%</w:t>
             </w:r>
           </w:p>
         </w:tc>
@@ -3460,37 +2684,37 @@
           </w:tcPr>
           <w:p>
             <w:r>
-              <w:t>和泰传媒有限公司</w:t>
-            </w:r>
-          </w:p>
-        </w:tc>
-        <w:tc>
-          <w:tcPr>
-            <w:tcW w:type="dxa" w:w="2160"/>
-          </w:tcPr>
-          <w:p>
-            <w:r>
-              <w:t>消费科技</w:t>
-            </w:r>
-          </w:p>
-        </w:tc>
-        <w:tc>
-          <w:tcPr>
-            <w:tcW w:type="dxa" w:w="2160"/>
-          </w:tcPr>
-          <w:p>
-            <w:r>
-              <w:t>596亿</w:t>
-            </w:r>
-          </w:p>
-        </w:tc>
-        <w:tc>
-          <w:tcPr>
-            <w:tcW w:type="dxa" w:w="2160"/>
-          </w:tcPr>
-          <w:p>
-            <w:r>
-              <w:t>10%</w:t>
+              <w:t>昊嘉科技有限公司</w:t>
+            </w:r>
+          </w:p>
+        </w:tc>
+        <w:tc>
+          <w:tcPr>
+            <w:tcW w:type="dxa" w:w="2160"/>
+          </w:tcPr>
+          <w:p>
+            <w:r>
+              <w:t>医疗科技</w:t>
+            </w:r>
+          </w:p>
+        </w:tc>
+        <w:tc>
+          <w:tcPr>
+            <w:tcW w:type="dxa" w:w="2160"/>
+          </w:tcPr>
+          <w:p>
+            <w:r>
+              <w:t>332亿</w:t>
+            </w:r>
+          </w:p>
+        </w:tc>
+        <w:tc>
+          <w:tcPr>
+            <w:tcW w:type="dxa" w:w="2160"/>
+          </w:tcPr>
+          <w:p>
+            <w:r>
+              <w:t>23%</w:t>
             </w:r>
           </w:p>
         </w:tc>
@@ -3502,37 +2726,37 @@
           </w:tcPr>
           <w:p>
             <w:r>
-              <w:t>九方信息有限公司</w:t>
-            </w:r>
-          </w:p>
-        </w:tc>
-        <w:tc>
-          <w:tcPr>
-            <w:tcW w:type="dxa" w:w="2160"/>
-          </w:tcPr>
-          <w:p>
-            <w:r>
-              <w:t>新能源</w:t>
-            </w:r>
-          </w:p>
-        </w:tc>
-        <w:tc>
-          <w:tcPr>
-            <w:tcW w:type="dxa" w:w="2160"/>
-          </w:tcPr>
-          <w:p>
-            <w:r>
-              <w:t>287亿</w:t>
-            </w:r>
-          </w:p>
-        </w:tc>
-        <w:tc>
-          <w:tcPr>
-            <w:tcW w:type="dxa" w:w="2160"/>
-          </w:tcPr>
-          <w:p>
-            <w:r>
-              <w:t>29%</w:t>
+              <w:t>联软网络有限公司</w:t>
+            </w:r>
+          </w:p>
+        </w:tc>
+        <w:tc>
+          <w:tcPr>
+            <w:tcW w:type="dxa" w:w="2160"/>
+          </w:tcPr>
+          <w:p>
+            <w:r>
+              <w:t>半导体</w:t>
+            </w:r>
+          </w:p>
+        </w:tc>
+        <w:tc>
+          <w:tcPr>
+            <w:tcW w:type="dxa" w:w="2160"/>
+          </w:tcPr>
+          <w:p>
+            <w:r>
+              <w:t>370亿</w:t>
+            </w:r>
+          </w:p>
+        </w:tc>
+        <w:tc>
+          <w:tcPr>
+            <w:tcW w:type="dxa" w:w="2160"/>
+          </w:tcPr>
+          <w:p>
+            <w:r>
+              <w:t>22%</w:t>
             </w:r>
           </w:p>
         </w:tc>
@@ -3544,37 +2768,37 @@
           </w:tcPr>
           <w:p>
             <w:r>
-              <w:t>飞利信科技有限公司</w:t>
-            </w:r>
-          </w:p>
-        </w:tc>
-        <w:tc>
-          <w:tcPr>
-            <w:tcW w:type="dxa" w:w="2160"/>
-          </w:tcPr>
-          <w:p>
-            <w:r>
-              <w:t>新能源</w:t>
-            </w:r>
-          </w:p>
-        </w:tc>
-        <w:tc>
-          <w:tcPr>
-            <w:tcW w:type="dxa" w:w="2160"/>
-          </w:tcPr>
-          <w:p>
-            <w:r>
-              <w:t>639亿</w:t>
-            </w:r>
-          </w:p>
-        </w:tc>
-        <w:tc>
-          <w:tcPr>
-            <w:tcW w:type="dxa" w:w="2160"/>
-          </w:tcPr>
-          <w:p>
-            <w:r>
-              <w:t>10%</w:t>
+              <w:t>佳禾传媒有限公司</w:t>
+            </w:r>
+          </w:p>
+        </w:tc>
+        <w:tc>
+          <w:tcPr>
+            <w:tcW w:type="dxa" w:w="2160"/>
+          </w:tcPr>
+          <w:p>
+            <w:r>
+              <w:t>云计算</w:t>
+            </w:r>
+          </w:p>
+        </w:tc>
+        <w:tc>
+          <w:tcPr>
+            <w:tcW w:type="dxa" w:w="2160"/>
+          </w:tcPr>
+          <w:p>
+            <w:r>
+              <w:t>330亿</w:t>
+            </w:r>
+          </w:p>
+        </w:tc>
+        <w:tc>
+          <w:tcPr>
+            <w:tcW w:type="dxa" w:w="2160"/>
+          </w:tcPr>
+          <w:p>
+            <w:r>
+              <w:t>5%</w:t>
             </w:r>
           </w:p>
         </w:tc>
@@ -3586,37 +2810,37 @@
           </w:tcPr>
           <w:p>
             <w:r>
-              <w:t>创联世纪科技有限公司</w:t>
-            </w:r>
-          </w:p>
-        </w:tc>
-        <w:tc>
-          <w:tcPr>
-            <w:tcW w:type="dxa" w:w="2160"/>
-          </w:tcPr>
-          <w:p>
-            <w:r>
-              <w:t>医疗科技</w:t>
-            </w:r>
-          </w:p>
-        </w:tc>
-        <w:tc>
-          <w:tcPr>
-            <w:tcW w:type="dxa" w:w="2160"/>
-          </w:tcPr>
-          <w:p>
-            <w:r>
-              <w:t>310亿</w:t>
-            </w:r>
-          </w:p>
-        </w:tc>
-        <w:tc>
-          <w:tcPr>
-            <w:tcW w:type="dxa" w:w="2160"/>
-          </w:tcPr>
-          <w:p>
-            <w:r>
-              <w:t>24%</w:t>
+              <w:t>中建创业科技有限公司</w:t>
+            </w:r>
+          </w:p>
+        </w:tc>
+        <w:tc>
+          <w:tcPr>
+            <w:tcW w:type="dxa" w:w="2160"/>
+          </w:tcPr>
+          <w:p>
+            <w:r>
+              <w:t>半导体</w:t>
+            </w:r>
+          </w:p>
+        </w:tc>
+        <w:tc>
+          <w:tcPr>
+            <w:tcW w:type="dxa" w:w="2160"/>
+          </w:tcPr>
+          <w:p>
+            <w:r>
+              <w:t>301亿</w:t>
+            </w:r>
+          </w:p>
+        </w:tc>
+        <w:tc>
+          <w:tcPr>
+            <w:tcW w:type="dxa" w:w="2160"/>
+          </w:tcPr>
+          <w:p>
+            <w:r>
+              <w:t>18%</w:t>
             </w:r>
           </w:p>
         </w:tc>
@@ -3628,37 +2852,37 @@
           </w:tcPr>
           <w:p>
             <w:r>
-              <w:t>迪摩科技有限公司</w:t>
-            </w:r>
-          </w:p>
-        </w:tc>
-        <w:tc>
-          <w:tcPr>
-            <w:tcW w:type="dxa" w:w="2160"/>
-          </w:tcPr>
-          <w:p>
-            <w:r>
-              <w:t>人工智能</w:t>
-            </w:r>
-          </w:p>
-        </w:tc>
-        <w:tc>
-          <w:tcPr>
-            <w:tcW w:type="dxa" w:w="2160"/>
-          </w:tcPr>
-          <w:p>
-            <w:r>
-              <w:t>483亿</w:t>
-            </w:r>
-          </w:p>
-        </w:tc>
-        <w:tc>
-          <w:tcPr>
-            <w:tcW w:type="dxa" w:w="2160"/>
-          </w:tcPr>
-          <w:p>
-            <w:r>
-              <w:t>26%</w:t>
+              <w:t>创联世纪信息有限公司</w:t>
+            </w:r>
+          </w:p>
+        </w:tc>
+        <w:tc>
+          <w:tcPr>
+            <w:tcW w:type="dxa" w:w="2160"/>
+          </w:tcPr>
+          <w:p>
+            <w:r>
+              <w:t>云计算</w:t>
+            </w:r>
+          </w:p>
+        </w:tc>
+        <w:tc>
+          <w:tcPr>
+            <w:tcW w:type="dxa" w:w="2160"/>
+          </w:tcPr>
+          <w:p>
+            <w:r>
+              <w:t>206亿</w:t>
+            </w:r>
+          </w:p>
+        </w:tc>
+        <w:tc>
+          <w:tcPr>
+            <w:tcW w:type="dxa" w:w="2160"/>
+          </w:tcPr>
+          <w:p>
+            <w:r>
+              <w:t>12%</w:t>
             </w:r>
           </w:p>
         </w:tc>
@@ -3670,37 +2894,37 @@
           </w:tcPr>
           <w:p>
             <w:r>
-              <w:t>信诚致远传媒有限公司</w:t>
-            </w:r>
-          </w:p>
-        </w:tc>
-        <w:tc>
-          <w:tcPr>
-            <w:tcW w:type="dxa" w:w="2160"/>
-          </w:tcPr>
-          <w:p>
-            <w:r>
-              <w:t>人工智能</w:t>
-            </w:r>
-          </w:p>
-        </w:tc>
-        <w:tc>
-          <w:tcPr>
-            <w:tcW w:type="dxa" w:w="2160"/>
-          </w:tcPr>
-          <w:p>
-            <w:r>
-              <w:t>692亿</w:t>
-            </w:r>
-          </w:p>
-        </w:tc>
-        <w:tc>
-          <w:tcPr>
-            <w:tcW w:type="dxa" w:w="2160"/>
-          </w:tcPr>
-          <w:p>
-            <w:r>
-              <w:t>6%</w:t>
+              <w:t>艾提科信科技有限公司</w:t>
+            </w:r>
+          </w:p>
+        </w:tc>
+        <w:tc>
+          <w:tcPr>
+            <w:tcW w:type="dxa" w:w="2160"/>
+          </w:tcPr>
+          <w:p>
+            <w:r>
+              <w:t>云计算</w:t>
+            </w:r>
+          </w:p>
+        </w:tc>
+        <w:tc>
+          <w:tcPr>
+            <w:tcW w:type="dxa" w:w="2160"/>
+          </w:tcPr>
+          <w:p>
+            <w:r>
+              <w:t>373亿</w:t>
+            </w:r>
+          </w:p>
+        </w:tc>
+        <w:tc>
+          <w:tcPr>
+            <w:tcW w:type="dxa" w:w="2160"/>
+          </w:tcPr>
+          <w:p>
+            <w:r>
+              <w:t>15%</w:t>
             </w:r>
           </w:p>
         </w:tc>
@@ -3712,7 +2936,7 @@
           </w:tcPr>
           <w:p>
             <w:r>
-              <w:t>银嘉信息有限公司</w:t>
+              <w:t>飞海科技传媒有限公司</w:t>
             </w:r>
           </w:p>
         </w:tc>
@@ -3732,17 +2956,17 @@
           </w:tcPr>
           <w:p>
             <w:r>
-              <w:t>444亿</w:t>
-            </w:r>
-          </w:p>
-        </w:tc>
-        <w:tc>
-          <w:tcPr>
-            <w:tcW w:type="dxa" w:w="2160"/>
-          </w:tcPr>
-          <w:p>
-            <w:r>
-              <w:t>22%</w:t>
+              <w:t>479亿</w:t>
+            </w:r>
+          </w:p>
+        </w:tc>
+        <w:tc>
+          <w:tcPr>
+            <w:tcW w:type="dxa" w:w="2160"/>
+          </w:tcPr>
+          <w:p>
+            <w:r>
+              <w:t>29%</w:t>
             </w:r>
           </w:p>
         </w:tc>
@@ -3754,37 +2978,37 @@
           </w:tcPr>
           <w:p>
             <w:r>
-              <w:t>鸿睿思博网络有限公司</w:t>
-            </w:r>
-          </w:p>
-        </w:tc>
-        <w:tc>
-          <w:tcPr>
-            <w:tcW w:type="dxa" w:w="2160"/>
-          </w:tcPr>
-          <w:p>
-            <w:r>
-              <w:t>新能源</w:t>
-            </w:r>
-          </w:p>
-        </w:tc>
-        <w:tc>
-          <w:tcPr>
-            <w:tcW w:type="dxa" w:w="2160"/>
-          </w:tcPr>
-          <w:p>
-            <w:r>
-              <w:t>176亿</w:t>
-            </w:r>
-          </w:p>
-        </w:tc>
-        <w:tc>
-          <w:tcPr>
-            <w:tcW w:type="dxa" w:w="2160"/>
-          </w:tcPr>
-          <w:p>
-            <w:r>
-              <w:t>14%</w:t>
+              <w:t>信诚致远科技有限公司</w:t>
+            </w:r>
+          </w:p>
+        </w:tc>
+        <w:tc>
+          <w:tcPr>
+            <w:tcW w:type="dxa" w:w="2160"/>
+          </w:tcPr>
+          <w:p>
+            <w:r>
+              <w:t>云计算</w:t>
+            </w:r>
+          </w:p>
+        </w:tc>
+        <w:tc>
+          <w:tcPr>
+            <w:tcW w:type="dxa" w:w="2160"/>
+          </w:tcPr>
+          <w:p>
+            <w:r>
+              <w:t>337亿</w:t>
+            </w:r>
+          </w:p>
+        </w:tc>
+        <w:tc>
+          <w:tcPr>
+            <w:tcW w:type="dxa" w:w="2160"/>
+          </w:tcPr>
+          <w:p>
+            <w:r>
+              <w:t>9%</w:t>
             </w:r>
           </w:p>
         </w:tc>
@@ -3796,37 +3020,37 @@
           </w:tcPr>
           <w:p>
             <w:r>
-              <w:t>创联世纪科技有限公司</w:t>
-            </w:r>
-          </w:p>
-        </w:tc>
-        <w:tc>
-          <w:tcPr>
-            <w:tcW w:type="dxa" w:w="2160"/>
-          </w:tcPr>
-          <w:p>
-            <w:r>
-              <w:t>医疗科技</w:t>
-            </w:r>
-          </w:p>
-        </w:tc>
-        <w:tc>
-          <w:tcPr>
-            <w:tcW w:type="dxa" w:w="2160"/>
-          </w:tcPr>
-          <w:p>
-            <w:r>
-              <w:t>254亿</w:t>
-            </w:r>
-          </w:p>
-        </w:tc>
-        <w:tc>
-          <w:tcPr>
-            <w:tcW w:type="dxa" w:w="2160"/>
-          </w:tcPr>
-          <w:p>
-            <w:r>
-              <w:t>30%</w:t>
+              <w:t>联软科技有限公司</w:t>
+            </w:r>
+          </w:p>
+        </w:tc>
+        <w:tc>
+          <w:tcPr>
+            <w:tcW w:type="dxa" w:w="2160"/>
+          </w:tcPr>
+          <w:p>
+            <w:r>
+              <w:t>消费科技</w:t>
+            </w:r>
+          </w:p>
+        </w:tc>
+        <w:tc>
+          <w:tcPr>
+            <w:tcW w:type="dxa" w:w="2160"/>
+          </w:tcPr>
+          <w:p>
+            <w:r>
+              <w:t>170亿</w:t>
+            </w:r>
+          </w:p>
+        </w:tc>
+        <w:tc>
+          <w:tcPr>
+            <w:tcW w:type="dxa" w:w="2160"/>
+          </w:tcPr>
+          <w:p>
+            <w:r>
+              <w:t>7%</w:t>
             </w:r>
           </w:p>
         </w:tc>
@@ -3838,7 +3062,7 @@
           </w:tcPr>
           <w:p>
             <w:r>
-              <w:t>迪摩科技有限公司</w:t>
+              <w:t>华成育卓传媒有限公司</w:t>
             </w:r>
           </w:p>
         </w:tc>
@@ -3858,17 +3082,17 @@
           </w:tcPr>
           <w:p>
             <w:r>
-              <w:t>631亿</w:t>
-            </w:r>
-          </w:p>
-        </w:tc>
-        <w:tc>
-          <w:tcPr>
-            <w:tcW w:type="dxa" w:w="2160"/>
-          </w:tcPr>
-          <w:p>
-            <w:r>
-              <w:t>5%</w:t>
+              <w:t>365亿</w:t>
+            </w:r>
+          </w:p>
+        </w:tc>
+        <w:tc>
+          <w:tcPr>
+            <w:tcW w:type="dxa" w:w="2160"/>
+          </w:tcPr>
+          <w:p>
+            <w:r>
+              <w:t>19%</w:t>
             </w:r>
           </w:p>
         </w:tc>
@@ -3880,7 +3104,241 @@
           </w:tcPr>
           <w:p>
             <w:r>
-              <w:t>快讯网络有限公司</w:t>
+              <w:t>方正科技传媒有限公司</w:t>
+            </w:r>
+          </w:p>
+        </w:tc>
+        <w:tc>
+          <w:tcPr>
+            <w:tcW w:type="dxa" w:w="2160"/>
+          </w:tcPr>
+          <w:p>
+            <w:r>
+              <w:t>人工智能</w:t>
+            </w:r>
+          </w:p>
+        </w:tc>
+        <w:tc>
+          <w:tcPr>
+            <w:tcW w:type="dxa" w:w="2160"/>
+          </w:tcPr>
+          <w:p>
+            <w:r>
+              <w:t>562亿</w:t>
+            </w:r>
+          </w:p>
+        </w:tc>
+        <w:tc>
+          <w:tcPr>
+            <w:tcW w:type="dxa" w:w="2160"/>
+          </w:tcPr>
+          <w:p>
+            <w:r>
+              <w:t>19%</w:t>
+            </w:r>
+          </w:p>
+        </w:tc>
+      </w:tr>
+    </w:tbl>
+    <w:p>
+      <w:pPr>
+        <w:pStyle w:val="Heading1"/>
+      </w:pPr>
+      <w:r>
+        <w:t>行业分析 5</w:t>
+      </w:r>
+    </w:p>
+    <w:p>
+      <w:r>
+        <w:br/>
+        <w:t>风险管理部认为，云计算 行业仍然面临若干</w:t>
+        <w:br/>
+        <w:t>不确定性因素，包括技术迭代风险、政策变化、</w:t>
+        <w:br/>
+        <w:t>以及市场竞争加剧等问题。</w:t>
+        <w:br/>
+      </w:r>
+    </w:p>
+    <w:p>
+      <w:r>
+        <w:br/>
+        <w:t>从产业链角度看，人工智能 行业主要由上游设备厂商、</w:t>
+        <w:br/>
+        <w:t>中游平台企业以及下游应用厂商组成。</w:t>
+        <w:br/>
+        <w:t>明腾传媒有限公司 主要位于产业链的 中游 环节。</w:t>
+        <w:br/>
+      </w:r>
+    </w:p>
+    <w:p>
+      <w:r>
+        <w:br/>
+        <w:t>根据内部财务模型测算，恩悌网络有限公司 在未来三年</w:t>
+        <w:br/>
+        <w:t>收入复合增长率预计可达到 30% 左右。</w:t>
+        <w:br/>
+        <w:t>该预测基于行业需求增长以及公司产能扩张计划。</w:t>
+        <w:br/>
+      </w:r>
+    </w:p>
+    <w:p>
+      <w:r>
+        <w:br/>
+        <w:t>根据内部财务模型测算，戴硕电子网络有限公司 在未来三年</w:t>
+        <w:br/>
+        <w:t>收入复合增长率预计可达到 33% 左右。</w:t>
+        <w:br/>
+        <w:t>该预测基于行业需求增长以及公司产能扩张计划。</w:t>
+        <w:br/>
+      </w:r>
+    </w:p>
+    <w:p>
+      <w:r>
+        <w:br/>
+        <w:t>从产业链角度看，医疗科技 行业主要由上游设备厂商、</w:t>
+        <w:br/>
+        <w:t>中游平台企业以及下游应用厂商组成。</w:t>
+        <w:br/>
+        <w:t>昊嘉科技有限公司 主要位于产业链的 下游 环节。</w:t>
+        <w:br/>
+      </w:r>
+    </w:p>
+    <w:p>
+      <w:r>
+        <w:br/>
+        <w:t>从产业链角度看，云计算 行业主要由上游设备厂商、</w:t>
+        <w:br/>
+        <w:t>中游平台企业以及下游应用厂商组成。</w:t>
+        <w:br/>
+        <w:t>信诚致远科技有限公司 主要位于产业链的 上游 环节。</w:t>
+        <w:br/>
+      </w:r>
+    </w:p>
+    <w:p>
+      <w:r>
+        <w:br/>
+        <w:t>根据内部财务模型测算，戴硕电子网络有限公司 在未来三年</w:t>
+        <w:br/>
+        <w:t>收入复合增长率预计可达到 15% 左右。</w:t>
+        <w:br/>
+        <w:t>该预测基于行业需求增长以及公司产能扩张计划。</w:t>
+        <w:br/>
+      </w:r>
+    </w:p>
+    <w:p>
+      <w:r>
+        <w:br/>
+        <w:t>风险管理部认为，人工智能 行业仍然面临若干</w:t>
+        <w:br/>
+        <w:t>不确定性因素，包括技术迭代风险、政策变化、</w:t>
+        <w:br/>
+        <w:t>以及市场竞争加剧等问题。</w:t>
+        <w:br/>
+      </w:r>
+    </w:p>
+    <w:tbl>
+      <w:tblPr>
+        <w:tblW w:type="auto" w:w="0"/>
+        <w:tblLook w:firstColumn="1" w:firstRow="1" w:lastColumn="0" w:lastRow="0" w:noHBand="0" w:noVBand="1" w:val="04A0"/>
+      </w:tblPr>
+      <w:tblGrid>
+        <w:gridCol w:w="2160"/>
+        <w:gridCol w:w="2160"/>
+        <w:gridCol w:w="2160"/>
+        <w:gridCol w:w="2160"/>
+      </w:tblGrid>
+      <w:tr>
+        <w:tc>
+          <w:tcPr>
+            <w:tcW w:type="dxa" w:w="2160"/>
+          </w:tcPr>
+          <w:p>
+            <w:r>
+              <w:t>公司</w:t>
+            </w:r>
+          </w:p>
+        </w:tc>
+        <w:tc>
+          <w:tcPr>
+            <w:tcW w:type="dxa" w:w="2160"/>
+          </w:tcPr>
+          <w:p>
+            <w:r>
+              <w:t>行业</w:t>
+            </w:r>
+          </w:p>
+        </w:tc>
+        <w:tc>
+          <w:tcPr>
+            <w:tcW w:type="dxa" w:w="2160"/>
+          </w:tcPr>
+          <w:p>
+            <w:r>
+              <w:t>市值</w:t>
+            </w:r>
+          </w:p>
+        </w:tc>
+        <w:tc>
+          <w:tcPr>
+            <w:tcW w:type="dxa" w:w="2160"/>
+          </w:tcPr>
+          <w:p>
+            <w:r>
+              <w:t>增长率</w:t>
+            </w:r>
+          </w:p>
+        </w:tc>
+      </w:tr>
+      <w:tr>
+        <w:tc>
+          <w:tcPr>
+            <w:tcW w:type="dxa" w:w="2160"/>
+          </w:tcPr>
+          <w:p>
+            <w:r>
+              <w:t>创联世纪信息有限公司</w:t>
+            </w:r>
+          </w:p>
+        </w:tc>
+        <w:tc>
+          <w:tcPr>
+            <w:tcW w:type="dxa" w:w="2160"/>
+          </w:tcPr>
+          <w:p>
+            <w:r>
+              <w:t>云计算</w:t>
+            </w:r>
+          </w:p>
+        </w:tc>
+        <w:tc>
+          <w:tcPr>
+            <w:tcW w:type="dxa" w:w="2160"/>
+          </w:tcPr>
+          <w:p>
+            <w:r>
+              <w:t>108亿</w:t>
+            </w:r>
+          </w:p>
+        </w:tc>
+        <w:tc>
+          <w:tcPr>
+            <w:tcW w:type="dxa" w:w="2160"/>
+          </w:tcPr>
+          <w:p>
+            <w:r>
+              <w:t>13%</w:t>
+            </w:r>
+          </w:p>
+        </w:tc>
+      </w:tr>
+      <w:tr>
+        <w:tc>
+          <w:tcPr>
+            <w:tcW w:type="dxa" w:w="2160"/>
+          </w:tcPr>
+          <w:p>
+            <w:r>
+              <w:t>戴硕电子网络有限公司</w:t>
             </w:r>
           </w:p>
         </w:tc>
@@ -3900,17 +3358,563 @@
           </w:tcPr>
           <w:p>
             <w:r>
-              <w:t>172亿</w:t>
-            </w:r>
-          </w:p>
-        </w:tc>
-        <w:tc>
-          <w:tcPr>
-            <w:tcW w:type="dxa" w:w="2160"/>
-          </w:tcPr>
-          <w:p>
-            <w:r>
-              <w:t>12%</w:t>
+              <w:t>697亿</w:t>
+            </w:r>
+          </w:p>
+        </w:tc>
+        <w:tc>
+          <w:tcPr>
+            <w:tcW w:type="dxa" w:w="2160"/>
+          </w:tcPr>
+          <w:p>
+            <w:r>
+              <w:t>27%</w:t>
+            </w:r>
+          </w:p>
+        </w:tc>
+      </w:tr>
+      <w:tr>
+        <w:tc>
+          <w:tcPr>
+            <w:tcW w:type="dxa" w:w="2160"/>
+          </w:tcPr>
+          <w:p>
+            <w:r>
+              <w:t>浦华众城网络有限公司</w:t>
+            </w:r>
+          </w:p>
+        </w:tc>
+        <w:tc>
+          <w:tcPr>
+            <w:tcW w:type="dxa" w:w="2160"/>
+          </w:tcPr>
+          <w:p>
+            <w:r>
+              <w:t>新能源</w:t>
+            </w:r>
+          </w:p>
+        </w:tc>
+        <w:tc>
+          <w:tcPr>
+            <w:tcW w:type="dxa" w:w="2160"/>
+          </w:tcPr>
+          <w:p>
+            <w:r>
+              <w:t>299亿</w:t>
+            </w:r>
+          </w:p>
+        </w:tc>
+        <w:tc>
+          <w:tcPr>
+            <w:tcW w:type="dxa" w:w="2160"/>
+          </w:tcPr>
+          <w:p>
+            <w:r>
+              <w:t>24%</w:t>
+            </w:r>
+          </w:p>
+        </w:tc>
+      </w:tr>
+      <w:tr>
+        <w:tc>
+          <w:tcPr>
+            <w:tcW w:type="dxa" w:w="2160"/>
+          </w:tcPr>
+          <w:p>
+            <w:r>
+              <w:t>通际名联网络有限公司</w:t>
+            </w:r>
+          </w:p>
+        </w:tc>
+        <w:tc>
+          <w:tcPr>
+            <w:tcW w:type="dxa" w:w="2160"/>
+          </w:tcPr>
+          <w:p>
+            <w:r>
+              <w:t>机器人</w:t>
+            </w:r>
+          </w:p>
+        </w:tc>
+        <w:tc>
+          <w:tcPr>
+            <w:tcW w:type="dxa" w:w="2160"/>
+          </w:tcPr>
+          <w:p>
+            <w:r>
+              <w:t>243亿</w:t>
+            </w:r>
+          </w:p>
+        </w:tc>
+        <w:tc>
+          <w:tcPr>
+            <w:tcW w:type="dxa" w:w="2160"/>
+          </w:tcPr>
+          <w:p>
+            <w:r>
+              <w:t>10%</w:t>
+            </w:r>
+          </w:p>
+        </w:tc>
+      </w:tr>
+      <w:tr>
+        <w:tc>
+          <w:tcPr>
+            <w:tcW w:type="dxa" w:w="2160"/>
+          </w:tcPr>
+          <w:p>
+            <w:r>
+              <w:t>昂歌信息信息有限公司</w:t>
+            </w:r>
+          </w:p>
+        </w:tc>
+        <w:tc>
+          <w:tcPr>
+            <w:tcW w:type="dxa" w:w="2160"/>
+          </w:tcPr>
+          <w:p>
+            <w:r>
+              <w:t>消费科技</w:t>
+            </w:r>
+          </w:p>
+        </w:tc>
+        <w:tc>
+          <w:tcPr>
+            <w:tcW w:type="dxa" w:w="2160"/>
+          </w:tcPr>
+          <w:p>
+            <w:r>
+              <w:t>336亿</w:t>
+            </w:r>
+          </w:p>
+        </w:tc>
+        <w:tc>
+          <w:tcPr>
+            <w:tcW w:type="dxa" w:w="2160"/>
+          </w:tcPr>
+          <w:p>
+            <w:r>
+              <w:t>20%</w:t>
+            </w:r>
+          </w:p>
+        </w:tc>
+      </w:tr>
+      <w:tr>
+        <w:tc>
+          <w:tcPr>
+            <w:tcW w:type="dxa" w:w="2160"/>
+          </w:tcPr>
+          <w:p>
+            <w:r>
+              <w:t>迪摩信息有限公司</w:t>
+            </w:r>
+          </w:p>
+        </w:tc>
+        <w:tc>
+          <w:tcPr>
+            <w:tcW w:type="dxa" w:w="2160"/>
+          </w:tcPr>
+          <w:p>
+            <w:r>
+              <w:t>医疗科技</w:t>
+            </w:r>
+          </w:p>
+        </w:tc>
+        <w:tc>
+          <w:tcPr>
+            <w:tcW w:type="dxa" w:w="2160"/>
+          </w:tcPr>
+          <w:p>
+            <w:r>
+              <w:t>401亿</w:t>
+            </w:r>
+          </w:p>
+        </w:tc>
+        <w:tc>
+          <w:tcPr>
+            <w:tcW w:type="dxa" w:w="2160"/>
+          </w:tcPr>
+          <w:p>
+            <w:r>
+              <w:t>25%</w:t>
+            </w:r>
+          </w:p>
+        </w:tc>
+      </w:tr>
+      <w:tr>
+        <w:tc>
+          <w:tcPr>
+            <w:tcW w:type="dxa" w:w="2160"/>
+          </w:tcPr>
+          <w:p>
+            <w:r>
+              <w:t>雨林木风计算机科技有限公司</w:t>
+            </w:r>
+          </w:p>
+        </w:tc>
+        <w:tc>
+          <w:tcPr>
+            <w:tcW w:type="dxa" w:w="2160"/>
+          </w:tcPr>
+          <w:p>
+            <w:r>
+              <w:t>半导体</w:t>
+            </w:r>
+          </w:p>
+        </w:tc>
+        <w:tc>
+          <w:tcPr>
+            <w:tcW w:type="dxa" w:w="2160"/>
+          </w:tcPr>
+          <w:p>
+            <w:r>
+              <w:t>249亿</w:t>
+            </w:r>
+          </w:p>
+        </w:tc>
+        <w:tc>
+          <w:tcPr>
+            <w:tcW w:type="dxa" w:w="2160"/>
+          </w:tcPr>
+          <w:p>
+            <w:r>
+              <w:t>17%</w:t>
+            </w:r>
+          </w:p>
+        </w:tc>
+      </w:tr>
+      <w:tr>
+        <w:tc>
+          <w:tcPr>
+            <w:tcW w:type="dxa" w:w="2160"/>
+          </w:tcPr>
+          <w:p>
+            <w:r>
+              <w:t>九方传媒有限公司</w:t>
+            </w:r>
+          </w:p>
+        </w:tc>
+        <w:tc>
+          <w:tcPr>
+            <w:tcW w:type="dxa" w:w="2160"/>
+          </w:tcPr>
+          <w:p>
+            <w:r>
+              <w:t>医疗科技</w:t>
+            </w:r>
+          </w:p>
+        </w:tc>
+        <w:tc>
+          <w:tcPr>
+            <w:tcW w:type="dxa" w:w="2160"/>
+          </w:tcPr>
+          <w:p>
+            <w:r>
+              <w:t>528亿</w:t>
+            </w:r>
+          </w:p>
+        </w:tc>
+        <w:tc>
+          <w:tcPr>
+            <w:tcW w:type="dxa" w:w="2160"/>
+          </w:tcPr>
+          <w:p>
+            <w:r>
+              <w:t>15%</w:t>
+            </w:r>
+          </w:p>
+        </w:tc>
+      </w:tr>
+      <w:tr>
+        <w:tc>
+          <w:tcPr>
+            <w:tcW w:type="dxa" w:w="2160"/>
+          </w:tcPr>
+          <w:p>
+            <w:r>
+              <w:t>天开科技有限公司</w:t>
+            </w:r>
+          </w:p>
+        </w:tc>
+        <w:tc>
+          <w:tcPr>
+            <w:tcW w:type="dxa" w:w="2160"/>
+          </w:tcPr>
+          <w:p>
+            <w:r>
+              <w:t>消费科技</w:t>
+            </w:r>
+          </w:p>
+        </w:tc>
+        <w:tc>
+          <w:tcPr>
+            <w:tcW w:type="dxa" w:w="2160"/>
+          </w:tcPr>
+          <w:p>
+            <w:r>
+              <w:t>260亿</w:t>
+            </w:r>
+          </w:p>
+        </w:tc>
+        <w:tc>
+          <w:tcPr>
+            <w:tcW w:type="dxa" w:w="2160"/>
+          </w:tcPr>
+          <w:p>
+            <w:r>
+              <w:t>7%</w:t>
+            </w:r>
+          </w:p>
+        </w:tc>
+      </w:tr>
+      <w:tr>
+        <w:tc>
+          <w:tcPr>
+            <w:tcW w:type="dxa" w:w="2160"/>
+          </w:tcPr>
+          <w:p>
+            <w:r>
+              <w:t>艾提科信科技有限公司</w:t>
+            </w:r>
+          </w:p>
+        </w:tc>
+        <w:tc>
+          <w:tcPr>
+            <w:tcW w:type="dxa" w:w="2160"/>
+          </w:tcPr>
+          <w:p>
+            <w:r>
+              <w:t>云计算</w:t>
+            </w:r>
+          </w:p>
+        </w:tc>
+        <w:tc>
+          <w:tcPr>
+            <w:tcW w:type="dxa" w:w="2160"/>
+          </w:tcPr>
+          <w:p>
+            <w:r>
+              <w:t>373亿</w:t>
+            </w:r>
+          </w:p>
+        </w:tc>
+        <w:tc>
+          <w:tcPr>
+            <w:tcW w:type="dxa" w:w="2160"/>
+          </w:tcPr>
+          <w:p>
+            <w:r>
+              <w:t>29%</w:t>
+            </w:r>
+          </w:p>
+        </w:tc>
+      </w:tr>
+      <w:tr>
+        <w:tc>
+          <w:tcPr>
+            <w:tcW w:type="dxa" w:w="2160"/>
+          </w:tcPr>
+          <w:p>
+            <w:r>
+              <w:t>艾提科信科技有限公司</w:t>
+            </w:r>
+          </w:p>
+        </w:tc>
+        <w:tc>
+          <w:tcPr>
+            <w:tcW w:type="dxa" w:w="2160"/>
+          </w:tcPr>
+          <w:p>
+            <w:r>
+              <w:t>云计算</w:t>
+            </w:r>
+          </w:p>
+        </w:tc>
+        <w:tc>
+          <w:tcPr>
+            <w:tcW w:type="dxa" w:w="2160"/>
+          </w:tcPr>
+          <w:p>
+            <w:r>
+              <w:t>729亿</w:t>
+            </w:r>
+          </w:p>
+        </w:tc>
+        <w:tc>
+          <w:tcPr>
+            <w:tcW w:type="dxa" w:w="2160"/>
+          </w:tcPr>
+          <w:p>
+            <w:r>
+              <w:t>30%</w:t>
+            </w:r>
+          </w:p>
+        </w:tc>
+      </w:tr>
+      <w:tr>
+        <w:tc>
+          <w:tcPr>
+            <w:tcW w:type="dxa" w:w="2160"/>
+          </w:tcPr>
+          <w:p>
+            <w:r>
+              <w:t>巨奥传媒有限公司</w:t>
+            </w:r>
+          </w:p>
+        </w:tc>
+        <w:tc>
+          <w:tcPr>
+            <w:tcW w:type="dxa" w:w="2160"/>
+          </w:tcPr>
+          <w:p>
+            <w:r>
+              <w:t>人工智能</w:t>
+            </w:r>
+          </w:p>
+        </w:tc>
+        <w:tc>
+          <w:tcPr>
+            <w:tcW w:type="dxa" w:w="2160"/>
+          </w:tcPr>
+          <w:p>
+            <w:r>
+              <w:t>732亿</w:t>
+            </w:r>
+          </w:p>
+        </w:tc>
+        <w:tc>
+          <w:tcPr>
+            <w:tcW w:type="dxa" w:w="2160"/>
+          </w:tcPr>
+          <w:p>
+            <w:r>
+              <w:t>15%</w:t>
+            </w:r>
+          </w:p>
+        </w:tc>
+      </w:tr>
+      <w:tr>
+        <w:tc>
+          <w:tcPr>
+            <w:tcW w:type="dxa" w:w="2160"/>
+          </w:tcPr>
+          <w:p>
+            <w:r>
+              <w:t>方正科技信息有限公司</w:t>
+            </w:r>
+          </w:p>
+        </w:tc>
+        <w:tc>
+          <w:tcPr>
+            <w:tcW w:type="dxa" w:w="2160"/>
+          </w:tcPr>
+          <w:p>
+            <w:r>
+              <w:t>消费科技</w:t>
+            </w:r>
+          </w:p>
+        </w:tc>
+        <w:tc>
+          <w:tcPr>
+            <w:tcW w:type="dxa" w:w="2160"/>
+          </w:tcPr>
+          <w:p>
+            <w:r>
+              <w:t>345亿</w:t>
+            </w:r>
+          </w:p>
+        </w:tc>
+        <w:tc>
+          <w:tcPr>
+            <w:tcW w:type="dxa" w:w="2160"/>
+          </w:tcPr>
+          <w:p>
+            <w:r>
+              <w:t>22%</w:t>
+            </w:r>
+          </w:p>
+        </w:tc>
+      </w:tr>
+      <w:tr>
+        <w:tc>
+          <w:tcPr>
+            <w:tcW w:type="dxa" w:w="2160"/>
+          </w:tcPr>
+          <w:p>
+            <w:r>
+              <w:t>华泰通安网络有限公司</w:t>
+            </w:r>
+          </w:p>
+        </w:tc>
+        <w:tc>
+          <w:tcPr>
+            <w:tcW w:type="dxa" w:w="2160"/>
+          </w:tcPr>
+          <w:p>
+            <w:r>
+              <w:t>半导体</w:t>
+            </w:r>
+          </w:p>
+        </w:tc>
+        <w:tc>
+          <w:tcPr>
+            <w:tcW w:type="dxa" w:w="2160"/>
+          </w:tcPr>
+          <w:p>
+            <w:r>
+              <w:t>290亿</w:t>
+            </w:r>
+          </w:p>
+        </w:tc>
+        <w:tc>
+          <w:tcPr>
+            <w:tcW w:type="dxa" w:w="2160"/>
+          </w:tcPr>
+          <w:p>
+            <w:r>
+              <w:t>15%</w:t>
+            </w:r>
+          </w:p>
+        </w:tc>
+      </w:tr>
+      <w:tr>
+        <w:tc>
+          <w:tcPr>
+            <w:tcW w:type="dxa" w:w="2160"/>
+          </w:tcPr>
+          <w:p>
+            <w:r>
+              <w:t>华泰通安传媒有限公司</w:t>
+            </w:r>
+          </w:p>
+        </w:tc>
+        <w:tc>
+          <w:tcPr>
+            <w:tcW w:type="dxa" w:w="2160"/>
+          </w:tcPr>
+          <w:p>
+            <w:r>
+              <w:t>消费科技</w:t>
+            </w:r>
+          </w:p>
+        </w:tc>
+        <w:tc>
+          <w:tcPr>
+            <w:tcW w:type="dxa" w:w="2160"/>
+          </w:tcPr>
+          <w:p>
+            <w:r>
+              <w:t>198亿</w:t>
+            </w:r>
+          </w:p>
+        </w:tc>
+        <w:tc>
+          <w:tcPr>
+            <w:tcW w:type="dxa" w:w="2160"/>
+          </w:tcPr>
+          <w:p>
+            <w:r>
+              <w:t>13%</w:t>
             </w:r>
           </w:p>
         </w:tc>
